--- a/public/resume.docx
+++ b/public/resume.docx
@@ -1,10 +1,10 @@
 
 <file path=word/document.xml><?xml version="1.0" encoding="utf-8"?>
-<w:document xmlns:wpc="http://schemas.microsoft.com/office/word/2010/wordprocessingCanvas" xmlns:cx="http://schemas.microsoft.com/office/drawing/2014/chartex" xmlns:cx1="http://schemas.microsoft.com/office/drawing/2015/9/8/chartex" xmlns:cx2="http://schemas.microsoft.com/office/drawing/2015/10/21/chartex" xmlns:cx3="http://schemas.microsoft.com/office/drawing/2016/5/9/chartex" xmlns:cx4="http://schemas.microsoft.com/office/drawing/2016/5/10/chartex" xmlns:cx5="http://schemas.microsoft.com/office/drawing/2016/5/11/chartex" xmlns:cx6="http://schemas.microsoft.com/office/drawing/2016/5/12/chartex" xmlns:cx7="http://schemas.microsoft.com/office/drawing/2016/5/13/chartex" xmlns:cx8="http://schemas.microsoft.com/office/drawing/2016/5/14/chartex" xmlns:mc="http://schemas.openxmlformats.org/markup-compatibility/2006" xmlns:aink="http://schemas.microsoft.com/office/drawing/2016/ink" xmlns:am3d="http://schemas.microsoft.com/office/drawing/2017/model3d" xmlns:o="urn:schemas-microsoft-com:office:office" xmlns:oel="http://schemas.microsoft.com/office/2019/extlst" xmlns:r="http://schemas.openxmlformats.org/officeDocument/2006/relationships" xmlns:m="http://schemas.openxmlformats.org/officeDocument/2006/math" xmlns:v="urn:schemas-microsoft-com:vml" xmlns:wp14="http://schemas.microsoft.com/office/word/2010/wordprocessingDrawing" xmlns:wp="http://schemas.openxmlformats.org/drawingml/2006/wordprocessingDrawing" xmlns:w10="urn:schemas-microsoft-com:office:word" xmlns:w="http://schemas.openxmlformats.org/wordprocessingml/2006/main" xmlns:w14="http://schemas.microsoft.com/office/word/2010/wordml" xmlns:w15="http://schemas.microsoft.com/office/word/2012/wordml" xmlns:w16cex="http://schemas.microsoft.com/office/word/2018/wordml/cex" xmlns:w16cid="http://schemas.microsoft.com/office/word/2016/wordml/cid" xmlns:w16="http://schemas.microsoft.com/office/word/2018/wordml" xmlns:w16du="http://schemas.microsoft.com/office/word/2023/wordml/word16du" xmlns:w16sdtdh="http://schemas.microsoft.com/office/word/2020/wordml/sdtdatahash" xmlns:w16sdtfl="http://schemas.microsoft.com/office/word/2024/wordml/sdtformatlock" xmlns:w16se="http://schemas.microsoft.com/office/word/2015/wordml/symex" xmlns:wpg="http://schemas.microsoft.com/office/word/2010/wordprocessingGroup" xmlns:wpi="http://schemas.microsoft.com/office/word/2010/wordprocessingInk" xmlns:wne="http://schemas.microsoft.com/office/word/2006/wordml" xmlns:wps="http://schemas.microsoft.com/office/word/2010/wordprocessingShape" mc:Ignorable="w14 w15 w16se w16cid w16 w16cex w16sdtdh w16sdtfl w16du wp14">
+<w:document xmlns:wpc="http://schemas.microsoft.com/office/word/2010/wordprocessingCanvas" xmlns:cx="http://schemas.microsoft.com/office/drawing/2014/chartex" xmlns:cx1="http://schemas.microsoft.com/office/drawing/2015/9/8/chartex" xmlns:cx2="http://schemas.microsoft.com/office/drawing/2015/10/21/chartex" xmlns:cx3="http://schemas.microsoft.com/office/drawing/2016/5/9/chartex" xmlns:cx4="http://schemas.microsoft.com/office/drawing/2016/5/10/chartex" xmlns:cx5="http://schemas.microsoft.com/office/drawing/2016/5/11/chartex" xmlns:cx6="http://schemas.microsoft.com/office/drawing/2016/5/12/chartex" xmlns:cx7="http://schemas.microsoft.com/office/drawing/2016/5/13/chartex" xmlns:cx8="http://schemas.microsoft.com/office/drawing/2016/5/14/chartex" xmlns:mc="http://schemas.openxmlformats.org/markup-compatibility/2006" xmlns:aink="http://schemas.microsoft.com/office/drawing/2016/ink" xmlns:am3d="http://schemas.microsoft.com/office/drawing/2017/model3d" xmlns:o="urn:schemas-microsoft-com:office:office" xmlns:oel="http://schemas.microsoft.com/office/2019/extlst" xmlns:r="http://schemas.openxmlformats.org/officeDocument/2006/relationships" xmlns:m="http://schemas.openxmlformats.org/officeDocument/2006/math" xmlns:v="urn:schemas-microsoft-com:vml" xmlns:wp14="http://schemas.microsoft.com/office/word/2010/wordprocessingDrawing" xmlns:wp="http://schemas.openxmlformats.org/drawingml/2006/wordprocessingDrawing" xmlns:w10="urn:schemas-microsoft-com:office:word" xmlns:w="http://schemas.openxmlformats.org/wordprocessingml/2006/main" xmlns:w14="http://schemas.microsoft.com/office/word/2010/wordml" xmlns:w15="http://schemas.microsoft.com/office/word/2012/wordml" xmlns:w16cei="http://schemas.microsoft.com/office/word/2026/wordml/cei" xmlns:w16cex="http://schemas.microsoft.com/office/word/2018/wordml/cex" xmlns:w16cid="http://schemas.microsoft.com/office/word/2016/wordml/cid" xmlns:w16="http://schemas.microsoft.com/office/word/2018/wordml" xmlns:w16du="http://schemas.microsoft.com/office/word/2023/wordml/word16du" xmlns:w16sdtdh="http://schemas.microsoft.com/office/word/2020/wordml/sdtdatahash" xmlns:w16sdtfl="http://schemas.microsoft.com/office/word/2024/wordml/sdtformatlock" xmlns:w16se="http://schemas.microsoft.com/office/word/2015/wordml/symex" xmlns:wpg="http://schemas.microsoft.com/office/word/2010/wordprocessingGroup" xmlns:wpi="http://schemas.microsoft.com/office/word/2010/wordprocessingInk" xmlns:wne="http://schemas.microsoft.com/office/word/2006/wordml" xmlns:wps="http://schemas.microsoft.com/office/word/2010/wordprocessingShape" mc:Ignorable="w14 w15 w16se w16cid w16 w16cex w16sdtdh w16sdtfl w16du wp14">
   <w:body>
     <w:p>
       <w:pPr>
-        <w:spacing w:after="36"/>
+        <w:spacing w:after="26"/>
         <w:jc w:val="center"/>
       </w:pPr>
       <w:r>
@@ -12,11 +12,11 @@
           <w:rFonts w:ascii="Calibri" w:eastAsia="Calibri" w:hAnsi="Calibri" w:cs="Calibri"/>
           <w:b/>
           <w:bCs/>
-          <w:color w:val="000000"/>
-          <w:sz w:val="50"/>
-          <w:szCs w:val="50"/>
-        </w:rPr>
-        <w:t>Piyush Yadav</w:t>
+          <w:color w:val="1A1A2E"/>
+          <w:sz w:val="32"/>
+          <w:szCs w:val="32"/>
+        </w:rPr>
+        <w:t>PIYUSH YADAV</w:t>
       </w:r>
     </w:p>
     <w:p>
@@ -26,9 +26,9 @@
       <w:r>
         <w:rPr>
           <w:rFonts w:ascii="Calibri" w:eastAsia="Calibri" w:hAnsi="Calibri" w:cs="Calibri"/>
-          <w:color w:val="333333"/>
-          <w:sz w:val="18"/>
-          <w:szCs w:val="18"/>
+          <w:color w:val="555555"/>
+          <w:sz w:val="16"/>
+          <w:szCs w:val="16"/>
         </w:rPr>
         <w:t xml:space="preserve">+91 93358 </w:t>
       </w:r>
@@ -36,28 +36,28 @@
       <w:r>
         <w:rPr>
           <w:rFonts w:ascii="Calibri" w:eastAsia="Calibri" w:hAnsi="Calibri" w:cs="Calibri"/>
-          <w:color w:val="333333"/>
-          <w:sz w:val="18"/>
-          <w:szCs w:val="18"/>
+          <w:color w:val="555555"/>
+          <w:sz w:val="16"/>
+          <w:szCs w:val="16"/>
         </w:rPr>
         <w:t>51045</w:t>
       </w:r>
       <w:r>
         <w:rPr>
           <w:rFonts w:ascii="Calibri" w:eastAsia="Calibri" w:hAnsi="Calibri" w:cs="Calibri"/>
-          <w:color w:val="666666"/>
-          <w:sz w:val="18"/>
-          <w:szCs w:val="18"/>
-        </w:rPr>
-        <w:t xml:space="preserve">  ◆</w:t>
+          <w:color w:val="888888"/>
+          <w:sz w:val="16"/>
+          <w:szCs w:val="16"/>
+        </w:rPr>
+        <w:t xml:space="preserve">  |</w:t>
       </w:r>
       <w:proofErr w:type="gramEnd"/>
       <w:r>
         <w:rPr>
           <w:rFonts w:ascii="Calibri" w:eastAsia="Calibri" w:hAnsi="Calibri" w:cs="Calibri"/>
-          <w:color w:val="666666"/>
-          <w:sz w:val="18"/>
-          <w:szCs w:val="18"/>
+          <w:color w:val="888888"/>
+          <w:sz w:val="16"/>
+          <w:szCs w:val="16"/>
         </w:rPr>
         <w:t xml:space="preserve">  </w:t>
       </w:r>
@@ -65,37 +65,37 @@
       <w:r>
         <w:rPr>
           <w:rFonts w:ascii="Calibri" w:eastAsia="Calibri" w:hAnsi="Calibri" w:cs="Calibri"/>
-          <w:color w:val="333333"/>
-          <w:sz w:val="18"/>
-          <w:szCs w:val="18"/>
+          <w:color w:val="555555"/>
+          <w:sz w:val="16"/>
+          <w:szCs w:val="16"/>
         </w:rPr>
         <w:t>yaduvanshi.piyush.9a@gmail.com</w:t>
       </w:r>
       <w:r>
         <w:rPr>
           <w:rFonts w:ascii="Calibri" w:eastAsia="Calibri" w:hAnsi="Calibri" w:cs="Calibri"/>
-          <w:color w:val="666666"/>
-          <w:sz w:val="18"/>
-          <w:szCs w:val="18"/>
-        </w:rPr>
-        <w:t xml:space="preserve">  ◆</w:t>
+          <w:color w:val="888888"/>
+          <w:sz w:val="16"/>
+          <w:szCs w:val="16"/>
+        </w:rPr>
+        <w:t xml:space="preserve">  |</w:t>
       </w:r>
       <w:proofErr w:type="gramEnd"/>
       <w:r>
         <w:rPr>
           <w:rFonts w:ascii="Calibri" w:eastAsia="Calibri" w:hAnsi="Calibri" w:cs="Calibri"/>
-          <w:color w:val="666666"/>
-          <w:sz w:val="18"/>
-          <w:szCs w:val="18"/>
+          <w:color w:val="888888"/>
+          <w:sz w:val="16"/>
+          <w:szCs w:val="16"/>
         </w:rPr>
         <w:t xml:space="preserve">  </w:t>
       </w:r>
       <w:r>
         <w:rPr>
           <w:rFonts w:ascii="Calibri" w:eastAsia="Calibri" w:hAnsi="Calibri" w:cs="Calibri"/>
-          <w:color w:val="333333"/>
-          <w:sz w:val="18"/>
-          <w:szCs w:val="18"/>
+          <w:color w:val="555555"/>
+          <w:sz w:val="16"/>
+          <w:szCs w:val="16"/>
         </w:rPr>
         <w:t>linkedin.com/in/am-</w:t>
       </w:r>
@@ -103,9 +103,9 @@
       <w:r>
         <w:rPr>
           <w:rFonts w:ascii="Calibri" w:eastAsia="Calibri" w:hAnsi="Calibri" w:cs="Calibri"/>
-          <w:color w:val="333333"/>
-          <w:sz w:val="18"/>
-          <w:szCs w:val="18"/>
+          <w:color w:val="555555"/>
+          <w:sz w:val="16"/>
+          <w:szCs w:val="16"/>
         </w:rPr>
         <w:t>piyush</w:t>
       </w:r>
@@ -113,9 +113,9 @@
       <w:r>
         <w:rPr>
           <w:rFonts w:ascii="Calibri" w:eastAsia="Calibri" w:hAnsi="Calibri" w:cs="Calibri"/>
-          <w:color w:val="333333"/>
-          <w:sz w:val="18"/>
-          <w:szCs w:val="18"/>
+          <w:color w:val="555555"/>
+          <w:sz w:val="16"/>
+          <w:szCs w:val="16"/>
         </w:rPr>
         <w:t>-</w:t>
       </w:r>
@@ -124,9 +124,9 @@
       <w:r>
         <w:rPr>
           <w:rFonts w:ascii="Calibri" w:eastAsia="Calibri" w:hAnsi="Calibri" w:cs="Calibri"/>
-          <w:color w:val="333333"/>
-          <w:sz w:val="18"/>
-          <w:szCs w:val="18"/>
+          <w:color w:val="555555"/>
+          <w:sz w:val="16"/>
+          <w:szCs w:val="16"/>
         </w:rPr>
         <w:t>wby</w:t>
       </w:r>
@@ -134,947 +134,2154 @@
       <w:r>
         <w:rPr>
           <w:rFonts w:ascii="Calibri" w:eastAsia="Calibri" w:hAnsi="Calibri" w:cs="Calibri"/>
-          <w:color w:val="666666"/>
-          <w:sz w:val="18"/>
-          <w:szCs w:val="18"/>
-        </w:rPr>
-        <w:t xml:space="preserve">  ◆</w:t>
+          <w:color w:val="888888"/>
+          <w:sz w:val="16"/>
+          <w:szCs w:val="16"/>
+        </w:rPr>
+        <w:t xml:space="preserve">  |</w:t>
       </w:r>
       <w:proofErr w:type="gramEnd"/>
       <w:r>
         <w:rPr>
           <w:rFonts w:ascii="Calibri" w:eastAsia="Calibri" w:hAnsi="Calibri" w:cs="Calibri"/>
-          <w:color w:val="666666"/>
-          <w:sz w:val="18"/>
-          <w:szCs w:val="18"/>
+          <w:color w:val="888888"/>
+          <w:sz w:val="16"/>
+          <w:szCs w:val="16"/>
         </w:rPr>
         <w:t xml:space="preserve">  </w:t>
       </w:r>
       <w:r>
         <w:rPr>
           <w:rFonts w:ascii="Calibri" w:eastAsia="Calibri" w:hAnsi="Calibri" w:cs="Calibri"/>
-          <w:color w:val="333333"/>
-          <w:sz w:val="18"/>
-          <w:szCs w:val="18"/>
+          <w:color w:val="555555"/>
+          <w:sz w:val="16"/>
+          <w:szCs w:val="16"/>
         </w:rPr>
         <w:t>github.com/pyd-07</w:t>
       </w:r>
     </w:p>
+    <w:p/>
+    <w:p/>
     <w:p>
       <w:pPr>
         <w:pBdr>
-          <w:bottom w:val="single" w:sz="6" w:space="1" w:color="000000"/>
+          <w:bottom w:val="single" w:sz="6" w:space="1" w:color="1A1A2E"/>
         </w:pBdr>
-        <w:spacing w:before="70"/>
-      </w:pPr>
-    </w:p>
-    <w:p>
-      <w:pPr>
-        <w:spacing w:before="140" w:after="20"/>
-      </w:pPr>
-      <w:r>
-        <w:rPr>
-          <w:rFonts w:ascii="Calibri" w:eastAsia="Calibri" w:hAnsi="Calibri" w:cs="Calibri"/>
-          <w:b/>
-          <w:bCs/>
-          <w:caps/>
-          <w:color w:val="000000"/>
-          <w:sz w:val="21"/>
-          <w:szCs w:val="21"/>
-        </w:rPr>
-        <w:t>Education</w:t>
-      </w:r>
-    </w:p>
+        <w:spacing w:after="26"/>
+      </w:pPr>
+      <w:r>
+        <w:rPr>
+          <w:rFonts w:ascii="Calibri" w:eastAsia="Calibri" w:hAnsi="Calibri" w:cs="Calibri"/>
+          <w:b/>
+          <w:bCs/>
+          <w:color w:val="1A1A2E"/>
+          <w:sz w:val="18"/>
+          <w:szCs w:val="18"/>
+        </w:rPr>
+        <w:t>PROFESSIONAL SUMMARY</w:t>
+      </w:r>
+    </w:p>
+    <w:p>
+      <w:pPr>
+        <w:spacing w:before="44"/>
+      </w:pPr>
+      <w:r>
+        <w:rPr>
+          <w:rFonts w:ascii="Calibri" w:eastAsia="Calibri" w:hAnsi="Calibri" w:cs="Calibri"/>
+          <w:color w:val="000000"/>
+          <w:sz w:val="17"/>
+          <w:szCs w:val="17"/>
+        </w:rPr>
+        <w:t xml:space="preserve">Backend engineer with production experience designing REST APIs, authentication systems, and background workers in Node.js/TypeScript. Four merged PRs in </w:t>
+      </w:r>
+      <w:proofErr w:type="spellStart"/>
+      <w:r>
+        <w:rPr>
+          <w:rFonts w:ascii="Calibri" w:eastAsia="Calibri" w:hAnsi="Calibri" w:cs="Calibri"/>
+          <w:color w:val="000000"/>
+          <w:sz w:val="17"/>
+          <w:szCs w:val="17"/>
+        </w:rPr>
+        <w:t>Kyverno</w:t>
+      </w:r>
+      <w:proofErr w:type="spellEnd"/>
+      <w:r>
+        <w:rPr>
+          <w:rFonts w:ascii="Calibri" w:eastAsia="Calibri" w:hAnsi="Calibri" w:cs="Calibri"/>
+          <w:color w:val="000000"/>
+          <w:sz w:val="17"/>
+          <w:szCs w:val="17"/>
+        </w:rPr>
+        <w:t xml:space="preserve"> (CNCF) spanning webhook reconciliation, policy evaluation correctness, CEL engine </w:t>
+      </w:r>
+      <w:proofErr w:type="spellStart"/>
+      <w:r>
+        <w:rPr>
+          <w:rFonts w:ascii="Calibri" w:eastAsia="Calibri" w:hAnsi="Calibri" w:cs="Calibri"/>
+          <w:color w:val="000000"/>
+          <w:sz w:val="17"/>
+          <w:szCs w:val="17"/>
+        </w:rPr>
+        <w:t>behavior</w:t>
+      </w:r>
+      <w:proofErr w:type="spellEnd"/>
+      <w:r>
+        <w:rPr>
+          <w:rFonts w:ascii="Calibri" w:eastAsia="Calibri" w:hAnsi="Calibri" w:cs="Calibri"/>
+          <w:color w:val="000000"/>
+          <w:sz w:val="17"/>
+          <w:szCs w:val="17"/>
+        </w:rPr>
+        <w:t xml:space="preserve">, and image verification </w:t>
+      </w:r>
+      <w:r>
+        <w:rPr>
+          <w:rFonts w:ascii="Calibri" w:eastAsia="Calibri" w:hAnsi="Calibri" w:cs="Calibri"/>
+          <w:color w:val="000000"/>
+          <w:sz w:val="17"/>
+          <w:szCs w:val="17"/>
+        </w:rPr>
+        <w:t>--</w:t>
+      </w:r>
+      <w:r>
+        <w:rPr>
+          <w:rFonts w:ascii="Calibri" w:eastAsia="Calibri" w:hAnsi="Calibri" w:cs="Calibri"/>
+          <w:color w:val="000000"/>
+          <w:sz w:val="17"/>
+          <w:szCs w:val="17"/>
+        </w:rPr>
+        <w:t xml:space="preserve"> all in Go, all in production-grade code reviewed by project maintainers. Comfortable navigating large codebases, writing targeted tests, and closing real user-reported issues across admission controller and policy engine internals.</w:t>
+      </w:r>
+    </w:p>
+    <w:p/>
     <w:p>
       <w:pPr>
         <w:pBdr>
-          <w:bottom w:val="single" w:sz="6" w:space="1" w:color="000000"/>
+          <w:bottom w:val="single" w:sz="6" w:space="1" w:color="1A1A2E"/>
         </w:pBdr>
-        <w:spacing w:after="50"/>
-      </w:pPr>
+        <w:spacing w:after="26"/>
+      </w:pPr>
+      <w:r>
+        <w:rPr>
+          <w:rFonts w:ascii="Calibri" w:eastAsia="Calibri" w:hAnsi="Calibri" w:cs="Calibri"/>
+          <w:b/>
+          <w:bCs/>
+          <w:color w:val="1A1A2E"/>
+          <w:sz w:val="18"/>
+          <w:szCs w:val="18"/>
+        </w:rPr>
+        <w:t>EXPERIENCE</w:t>
+      </w:r>
     </w:p>
     <w:p>
       <w:pPr>
         <w:tabs>
-          <w:tab w:val="right" w:pos="10440"/>
+          <w:tab w:val="right" w:pos="11088"/>
         </w:tabs>
-        <w:spacing w:before="30" w:after="12"/>
-      </w:pPr>
-      <w:r>
-        <w:rPr>
-          <w:rFonts w:ascii="Calibri" w:eastAsia="Calibri" w:hAnsi="Calibri" w:cs="Calibri"/>
-          <w:b/>
-          <w:bCs/>
-          <w:color w:val="000000"/>
-        </w:rPr>
-        <w:t>Kamla Nehru Institute of Technology, Sultanpur</w:t>
-      </w:r>
-      <w:r>
-        <w:rPr>
-          <w:rFonts w:ascii="Calibri" w:eastAsia="Calibri" w:hAnsi="Calibri" w:cs="Calibri"/>
-          <w:color w:val="333333"/>
-          <w:sz w:val="19"/>
-          <w:szCs w:val="19"/>
+        <w:spacing w:before="70" w:after="12"/>
+      </w:pPr>
+      <w:r>
+        <w:rPr>
+          <w:rFonts w:ascii="Calibri" w:eastAsia="Calibri" w:hAnsi="Calibri" w:cs="Calibri"/>
+          <w:b/>
+          <w:bCs/>
+          <w:color w:val="000000"/>
+          <w:sz w:val="18"/>
+          <w:szCs w:val="18"/>
+        </w:rPr>
+        <w:t xml:space="preserve">Software Developer </w:t>
+      </w:r>
+      <w:proofErr w:type="gramStart"/>
+      <w:r>
+        <w:rPr>
+          <w:rFonts w:ascii="Calibri" w:eastAsia="Calibri" w:hAnsi="Calibri" w:cs="Calibri"/>
+          <w:b/>
+          <w:bCs/>
+          <w:color w:val="000000"/>
+          <w:sz w:val="18"/>
+          <w:szCs w:val="18"/>
+        </w:rPr>
+        <w:t xml:space="preserve">Intern  </w:t>
+      </w:r>
+      <w:r>
+        <w:rPr>
+          <w:rFonts w:ascii="Calibri" w:eastAsia="Calibri" w:hAnsi="Calibri" w:cs="Calibri"/>
+          <w:b/>
+          <w:bCs/>
+          <w:color w:val="000000"/>
+          <w:sz w:val="18"/>
+          <w:szCs w:val="18"/>
+        </w:rPr>
+        <w:t>--</w:t>
+      </w:r>
+      <w:proofErr w:type="gramEnd"/>
+      <w:r>
+        <w:rPr>
+          <w:rFonts w:ascii="Calibri" w:eastAsia="Calibri" w:hAnsi="Calibri" w:cs="Calibri"/>
+          <w:b/>
+          <w:bCs/>
+          <w:color w:val="000000"/>
+          <w:sz w:val="18"/>
+          <w:szCs w:val="18"/>
+        </w:rPr>
+        <w:t xml:space="preserve">  </w:t>
+      </w:r>
+      <w:proofErr w:type="spellStart"/>
+      <w:r>
+        <w:rPr>
+          <w:rFonts w:ascii="Calibri" w:eastAsia="Calibri" w:hAnsi="Calibri" w:cs="Calibri"/>
+          <w:b/>
+          <w:bCs/>
+          <w:color w:val="000000"/>
+          <w:sz w:val="18"/>
+          <w:szCs w:val="18"/>
+        </w:rPr>
+        <w:t>Enest</w:t>
+      </w:r>
+      <w:proofErr w:type="spellEnd"/>
+      <w:r>
+        <w:rPr>
+          <w:rFonts w:ascii="Calibri" w:eastAsia="Calibri" w:hAnsi="Calibri" w:cs="Calibri"/>
+          <w:b/>
+          <w:bCs/>
+          <w:color w:val="000000"/>
+          <w:sz w:val="18"/>
+          <w:szCs w:val="18"/>
+        </w:rPr>
+        <w:t xml:space="preserve"> </w:t>
+      </w:r>
+      <w:proofErr w:type="spellStart"/>
+      <w:r>
+        <w:rPr>
+          <w:rFonts w:ascii="Calibri" w:eastAsia="Calibri" w:hAnsi="Calibri" w:cs="Calibri"/>
+          <w:b/>
+          <w:bCs/>
+          <w:color w:val="000000"/>
+          <w:sz w:val="18"/>
+          <w:szCs w:val="18"/>
+        </w:rPr>
+        <w:t>SkillTech</w:t>
+      </w:r>
+      <w:proofErr w:type="spellEnd"/>
+      <w:r>
+        <w:rPr>
+          <w:rFonts w:ascii="Calibri" w:eastAsia="Calibri" w:hAnsi="Calibri" w:cs="Calibri"/>
+          <w:sz w:val="18"/>
+          <w:szCs w:val="18"/>
         </w:rPr>
         <w:tab/>
       </w:r>
       <w:r>
         <w:rPr>
           <w:rFonts w:ascii="Calibri" w:eastAsia="Calibri" w:hAnsi="Calibri" w:cs="Calibri"/>
-          <w:color w:val="666666"/>
-          <w:sz w:val="18"/>
-          <w:szCs w:val="18"/>
-        </w:rPr>
-        <w:t>2024 – 2028</w:t>
+          <w:color w:val="555555"/>
+          <w:sz w:val="17"/>
+          <w:szCs w:val="17"/>
+        </w:rPr>
+        <w:t>May 2026 - Present | Remote</w:t>
+      </w:r>
+    </w:p>
+    <w:p>
+      <w:pPr>
+        <w:spacing w:after="18"/>
+        <w:ind w:left="320" w:hanging="160"/>
+      </w:pPr>
+      <w:r>
+        <w:rPr>
+          <w:rFonts w:ascii="Calibri" w:eastAsia="Calibri" w:hAnsi="Calibri" w:cs="Calibri"/>
+          <w:color w:val="1A1A2E"/>
+          <w:sz w:val="17"/>
+          <w:szCs w:val="17"/>
+        </w:rPr>
+        <w:t xml:space="preserve">•  </w:t>
+      </w:r>
+      <w:r>
+        <w:rPr>
+          <w:rFonts w:ascii="Calibri" w:eastAsia="Calibri" w:hAnsi="Calibri" w:cs="Calibri"/>
+          <w:color w:val="000000"/>
+          <w:sz w:val="17"/>
+          <w:szCs w:val="17"/>
+        </w:rPr>
+        <w:t>Designed and implemented RESTful APIs for auth flows, user management, and an Industry Connect module using Node.js, Express, and MongoDB.</w:t>
+      </w:r>
+    </w:p>
+    <w:p>
+      <w:pPr>
+        <w:spacing w:after="18"/>
+        <w:ind w:left="320" w:hanging="160"/>
+      </w:pPr>
+      <w:r>
+        <w:rPr>
+          <w:rFonts w:ascii="Calibri" w:eastAsia="Calibri" w:hAnsi="Calibri" w:cs="Calibri"/>
+          <w:color w:val="1A1A2E"/>
+          <w:sz w:val="17"/>
+          <w:szCs w:val="17"/>
+        </w:rPr>
+        <w:t xml:space="preserve">•  </w:t>
+      </w:r>
+      <w:r>
+        <w:rPr>
+          <w:rFonts w:ascii="Calibri" w:eastAsia="Calibri" w:hAnsi="Calibri" w:cs="Calibri"/>
+          <w:color w:val="000000"/>
+          <w:sz w:val="17"/>
+          <w:szCs w:val="17"/>
+        </w:rPr>
+        <w:t>Built MongoDB data models, investigated payment integration gaps, implemented email workflow automation, and shipped production bug fixes under real engineering deadlines.</w:t>
+      </w:r>
+    </w:p>
+    <w:p>
+      <w:pPr>
+        <w:spacing w:after="18"/>
+        <w:ind w:left="320" w:hanging="160"/>
+      </w:pPr>
+      <w:r>
+        <w:rPr>
+          <w:rFonts w:ascii="Calibri" w:eastAsia="Calibri" w:hAnsi="Calibri" w:cs="Calibri"/>
+          <w:color w:val="1A1A2E"/>
+          <w:sz w:val="17"/>
+          <w:szCs w:val="17"/>
+        </w:rPr>
+        <w:t xml:space="preserve">•  </w:t>
+      </w:r>
+      <w:r>
+        <w:rPr>
+          <w:rFonts w:ascii="Calibri" w:eastAsia="Calibri" w:hAnsi="Calibri" w:cs="Calibri"/>
+          <w:color w:val="000000"/>
+          <w:sz w:val="17"/>
+          <w:szCs w:val="17"/>
+        </w:rPr>
+        <w:t>Developed JWT-secured dashboard features integrating Express endpoints with a frontend, collaborating via Git branching and code review in a team workflow.</w:t>
       </w:r>
     </w:p>
     <w:p>
       <w:pPr>
         <w:tabs>
-          <w:tab w:val="right" w:pos="10440"/>
+          <w:tab w:val="right" w:pos="11088"/>
         </w:tabs>
-        <w:spacing w:after="12"/>
-      </w:pPr>
-      <w:proofErr w:type="spellStart"/>
+        <w:spacing w:before="70" w:after="12"/>
+      </w:pPr>
+      <w:r>
+        <w:rPr>
+          <w:rFonts w:ascii="Calibri" w:eastAsia="Calibri" w:hAnsi="Calibri" w:cs="Calibri"/>
+          <w:b/>
+          <w:bCs/>
+          <w:color w:val="000000"/>
+          <w:sz w:val="18"/>
+          <w:szCs w:val="18"/>
+        </w:rPr>
+        <w:t xml:space="preserve">Web Developer Intern </w:t>
+      </w:r>
       <w:proofErr w:type="gramStart"/>
       <w:r>
+        <w:rPr>
+          <w:rFonts w:ascii="Calibri" w:eastAsia="Calibri" w:hAnsi="Calibri" w:cs="Calibri"/>
+          <w:b/>
+          <w:bCs/>
+          <w:color w:val="000000"/>
+          <w:sz w:val="18"/>
+          <w:szCs w:val="18"/>
+        </w:rPr>
+        <w:t>--</w:t>
+      </w:r>
+      <w:r>
+        <w:rPr>
+          <w:rFonts w:ascii="Calibri" w:eastAsia="Calibri" w:hAnsi="Calibri" w:cs="Calibri"/>
+          <w:b/>
+          <w:bCs/>
+          <w:color w:val="000000"/>
+          <w:sz w:val="18"/>
+          <w:szCs w:val="18"/>
+        </w:rPr>
+        <w:t xml:space="preserve">  </w:t>
+      </w:r>
+      <w:proofErr w:type="spellStart"/>
+      <w:r>
+        <w:rPr>
+          <w:rFonts w:ascii="Calibri" w:eastAsia="Calibri" w:hAnsi="Calibri" w:cs="Calibri"/>
+          <w:b/>
+          <w:bCs/>
+          <w:color w:val="000000"/>
+          <w:sz w:val="18"/>
+          <w:szCs w:val="18"/>
+        </w:rPr>
+        <w:t>InAmigos</w:t>
+      </w:r>
+      <w:proofErr w:type="spellEnd"/>
+      <w:proofErr w:type="gramEnd"/>
+      <w:r>
+        <w:rPr>
+          <w:rFonts w:ascii="Calibri" w:eastAsia="Calibri" w:hAnsi="Calibri" w:cs="Calibri"/>
+          <w:b/>
+          <w:bCs/>
+          <w:color w:val="000000"/>
+          <w:sz w:val="18"/>
+          <w:szCs w:val="18"/>
+        </w:rPr>
+        <w:t xml:space="preserve"> Foundation</w:t>
+      </w:r>
+      <w:r>
+        <w:rPr>
+          <w:rFonts w:ascii="Calibri" w:eastAsia="Calibri" w:hAnsi="Calibri" w:cs="Calibri"/>
+          <w:sz w:val="18"/>
+          <w:szCs w:val="18"/>
+        </w:rPr>
+        <w:tab/>
+      </w:r>
+      <w:r>
+        <w:rPr>
+          <w:rFonts w:ascii="Calibri" w:eastAsia="Calibri" w:hAnsi="Calibri" w:cs="Calibri"/>
+          <w:color w:val="555555"/>
+          <w:sz w:val="17"/>
+          <w:szCs w:val="17"/>
+        </w:rPr>
+        <w:t xml:space="preserve">May 2026 </w:t>
+      </w:r>
+      <w:r>
+        <w:rPr>
+          <w:rFonts w:ascii="Calibri" w:eastAsia="Calibri" w:hAnsi="Calibri" w:cs="Calibri"/>
+          <w:color w:val="555555"/>
+          <w:sz w:val="17"/>
+          <w:szCs w:val="17"/>
+        </w:rPr>
+        <w:t>-</w:t>
+      </w:r>
+      <w:r>
+        <w:rPr>
+          <w:rFonts w:ascii="Calibri" w:eastAsia="Calibri" w:hAnsi="Calibri" w:cs="Calibri"/>
+          <w:color w:val="555555"/>
+          <w:sz w:val="17"/>
+          <w:szCs w:val="17"/>
+        </w:rPr>
+        <w:t xml:space="preserve"> Jun 2026 | Remote</w:t>
+      </w:r>
+    </w:p>
+    <w:p>
+      <w:pPr>
+        <w:spacing w:after="18"/>
+        <w:ind w:left="320" w:hanging="160"/>
+      </w:pPr>
+      <w:r>
+        <w:rPr>
+          <w:rFonts w:ascii="Calibri" w:eastAsia="Calibri" w:hAnsi="Calibri" w:cs="Calibri"/>
+          <w:color w:val="1A1A2E"/>
+          <w:sz w:val="17"/>
+          <w:szCs w:val="17"/>
+        </w:rPr>
+        <w:t xml:space="preserve">•  </w:t>
+      </w:r>
+      <w:r>
+        <w:rPr>
+          <w:rFonts w:ascii="Calibri" w:eastAsia="Calibri" w:hAnsi="Calibri" w:cs="Calibri"/>
+          <w:color w:val="000000"/>
+          <w:sz w:val="17"/>
+          <w:szCs w:val="17"/>
+        </w:rPr>
+        <w:t>Diagnosed and resolved UI rendering issues and performance bottlenecks on the foundation's production site; evaluated web and AI tooling for team adoption.</w:t>
+      </w:r>
+    </w:p>
+    <w:p/>
+    <w:p>
+      <w:pPr>
+        <w:pBdr>
+          <w:bottom w:val="single" w:sz="6" w:space="1" w:color="1A1A2E"/>
+        </w:pBdr>
+        <w:spacing w:after="26"/>
+      </w:pPr>
+      <w:r>
+        <w:rPr>
+          <w:rFonts w:ascii="Calibri" w:eastAsia="Calibri" w:hAnsi="Calibri" w:cs="Calibri"/>
+          <w:b/>
+          <w:bCs/>
+          <w:color w:val="1A1A2E"/>
+          <w:sz w:val="18"/>
+          <w:szCs w:val="18"/>
+        </w:rPr>
+        <w:t xml:space="preserve">OPEN </w:t>
+      </w:r>
+      <w:proofErr w:type="gramStart"/>
+      <w:r>
+        <w:rPr>
+          <w:rFonts w:ascii="Calibri" w:eastAsia="Calibri" w:hAnsi="Calibri" w:cs="Calibri"/>
+          <w:b/>
+          <w:bCs/>
+          <w:color w:val="1A1A2E"/>
+          <w:sz w:val="18"/>
+          <w:szCs w:val="18"/>
+        </w:rPr>
+        <w:t xml:space="preserve">SOURCE  </w:t>
+      </w:r>
+      <w:r>
+        <w:rPr>
+          <w:rFonts w:ascii="Calibri" w:eastAsia="Calibri" w:hAnsi="Calibri" w:cs="Calibri"/>
+          <w:b/>
+          <w:bCs/>
+          <w:color w:val="1A1A2E"/>
+          <w:sz w:val="18"/>
+          <w:szCs w:val="18"/>
+        </w:rPr>
+        <w:t>--</w:t>
+      </w:r>
+      <w:proofErr w:type="gramEnd"/>
+      <w:r>
+        <w:rPr>
+          <w:rFonts w:ascii="Calibri" w:eastAsia="Calibri" w:hAnsi="Calibri" w:cs="Calibri"/>
+          <w:b/>
+          <w:bCs/>
+          <w:color w:val="1A1A2E"/>
+          <w:sz w:val="18"/>
+          <w:szCs w:val="18"/>
+        </w:rPr>
+        <w:t xml:space="preserve">  KYVERNO (</w:t>
+      </w:r>
+      <w:proofErr w:type="gramStart"/>
+      <w:r>
+        <w:rPr>
+          <w:rFonts w:ascii="Calibri" w:eastAsia="Calibri" w:hAnsi="Calibri" w:cs="Calibri"/>
+          <w:b/>
+          <w:bCs/>
+          <w:color w:val="1A1A2E"/>
+          <w:sz w:val="18"/>
+          <w:szCs w:val="18"/>
+        </w:rPr>
+        <w:t>CNCF)  |</w:t>
+      </w:r>
+      <w:proofErr w:type="gramEnd"/>
+      <w:r>
+        <w:rPr>
+          <w:rFonts w:ascii="Calibri" w:eastAsia="Calibri" w:hAnsi="Calibri" w:cs="Calibri"/>
+          <w:b/>
+          <w:bCs/>
+          <w:color w:val="1A1A2E"/>
+          <w:sz w:val="18"/>
+          <w:szCs w:val="18"/>
+        </w:rPr>
+        <w:t xml:space="preserve">  </w:t>
+      </w:r>
+      <w:proofErr w:type="gramStart"/>
+      <w:r>
+        <w:rPr>
+          <w:rFonts w:ascii="Calibri" w:eastAsia="Calibri" w:hAnsi="Calibri" w:cs="Calibri"/>
+          <w:b/>
+          <w:bCs/>
+          <w:color w:val="1A1A2E"/>
+          <w:sz w:val="18"/>
+          <w:szCs w:val="18"/>
+        </w:rPr>
+        <w:t>GO  |</w:t>
+      </w:r>
+      <w:proofErr w:type="gramEnd"/>
+      <w:r>
+        <w:rPr>
+          <w:rFonts w:ascii="Calibri" w:eastAsia="Calibri" w:hAnsi="Calibri" w:cs="Calibri"/>
+          <w:b/>
+          <w:bCs/>
+          <w:color w:val="1A1A2E"/>
+          <w:sz w:val="18"/>
+          <w:szCs w:val="18"/>
+        </w:rPr>
+        <w:t xml:space="preserve">  4 MERGED </w:t>
+      </w:r>
+      <w:proofErr w:type="gramStart"/>
+      <w:r>
+        <w:rPr>
+          <w:rFonts w:ascii="Calibri" w:eastAsia="Calibri" w:hAnsi="Calibri" w:cs="Calibri"/>
+          <w:b/>
+          <w:bCs/>
+          <w:color w:val="1A1A2E"/>
+          <w:sz w:val="18"/>
+          <w:szCs w:val="18"/>
+        </w:rPr>
+        <w:t>PRs  |</w:t>
+      </w:r>
+      <w:proofErr w:type="gramEnd"/>
+      <w:r>
+        <w:rPr>
+          <w:rFonts w:ascii="Calibri" w:eastAsia="Calibri" w:hAnsi="Calibri" w:cs="Calibri"/>
+          <w:b/>
+          <w:bCs/>
+          <w:color w:val="1A1A2E"/>
+          <w:sz w:val="18"/>
+          <w:szCs w:val="18"/>
+        </w:rPr>
+        <w:t xml:space="preserve">  </w:t>
+      </w:r>
+      <w:r>
+        <w:rPr>
+          <w:rFonts w:ascii="Calibri" w:eastAsia="Calibri" w:hAnsi="Calibri" w:cs="Calibri"/>
+          <w:b/>
+          <w:bCs/>
+          <w:color w:val="1A1A2E"/>
+          <w:sz w:val="18"/>
+          <w:szCs w:val="18"/>
+        </w:rPr>
+        <w:t>8</w:t>
+      </w:r>
+      <w:r>
+        <w:rPr>
+          <w:rFonts w:ascii="Calibri" w:eastAsia="Calibri" w:hAnsi="Calibri" w:cs="Calibri"/>
+          <w:b/>
+          <w:bCs/>
+          <w:color w:val="1A1A2E"/>
+          <w:sz w:val="18"/>
+          <w:szCs w:val="18"/>
+        </w:rPr>
+        <w:t>K STARS</w:t>
+      </w:r>
+    </w:p>
+    <w:p>
+      <w:pPr>
+        <w:spacing w:after="18"/>
+        <w:ind w:left="320" w:hanging="160"/>
+      </w:pPr>
+      <w:r>
+        <w:rPr>
+          <w:rFonts w:ascii="Calibri" w:eastAsia="Calibri" w:hAnsi="Calibri" w:cs="Calibri"/>
+          <w:color w:val="1A1A2E"/>
+          <w:sz w:val="17"/>
+          <w:szCs w:val="17"/>
+        </w:rPr>
+        <w:t xml:space="preserve">•  </w:t>
+      </w:r>
+      <w:r>
+        <w:rPr>
+          <w:rFonts w:ascii="Calibri" w:eastAsia="Calibri" w:hAnsi="Calibri" w:cs="Calibri"/>
+          <w:b/>
+          <w:bCs/>
+          <w:color w:val="000000"/>
+          <w:sz w:val="17"/>
+          <w:szCs w:val="17"/>
+        </w:rPr>
+        <w:t>PR #16258</w:t>
+      </w:r>
+      <w:r>
+        <w:rPr>
+          <w:rFonts w:ascii="Calibri" w:eastAsia="Calibri" w:hAnsi="Calibri" w:cs="Calibri"/>
+          <w:color w:val="000000"/>
+          <w:sz w:val="17"/>
+          <w:szCs w:val="17"/>
+        </w:rPr>
+        <w:t xml:space="preserve"> --</w:t>
+      </w:r>
+      <w:r>
+        <w:rPr>
+          <w:rFonts w:ascii="Calibri" w:eastAsia="Calibri" w:hAnsi="Calibri" w:cs="Calibri"/>
+          <w:color w:val="000000"/>
+          <w:sz w:val="17"/>
+          <w:szCs w:val="17"/>
+        </w:rPr>
+        <w:t xml:space="preserve"> Fixed a continuous webhook reconciliation loop on GKE Autopilot caused by two bugs in `</w:t>
+      </w:r>
+      <w:proofErr w:type="spellStart"/>
+      <w:r>
+        <w:rPr>
+          <w:rFonts w:ascii="Calibri" w:eastAsia="Calibri" w:hAnsi="Calibri" w:cs="Calibri"/>
+          <w:color w:val="000000"/>
+          <w:sz w:val="17"/>
+          <w:szCs w:val="17"/>
+        </w:rPr>
+        <w:t>ImageValidatingPolicy</w:t>
+      </w:r>
+      <w:proofErr w:type="spellEnd"/>
+      <w:r>
+        <w:rPr>
+          <w:rFonts w:ascii="Calibri" w:eastAsia="Calibri" w:hAnsi="Calibri" w:cs="Calibri"/>
+          <w:color w:val="000000"/>
+          <w:sz w:val="17"/>
+          <w:szCs w:val="17"/>
+        </w:rPr>
+        <w:t>`: (1) `</w:t>
+      </w:r>
+      <w:proofErr w:type="spellStart"/>
+      <w:r>
+        <w:rPr>
+          <w:rFonts w:ascii="Calibri" w:eastAsia="Calibri" w:hAnsi="Calibri" w:cs="Calibri"/>
+          <w:color w:val="000000"/>
+          <w:sz w:val="17"/>
+          <w:szCs w:val="17"/>
+        </w:rPr>
+        <w:t>mergeLabelSelectors</w:t>
+      </w:r>
+      <w:proofErr w:type="spellEnd"/>
+      <w:r>
+        <w:rPr>
+          <w:rFonts w:ascii="Calibri" w:eastAsia="Calibri" w:hAnsi="Calibri" w:cs="Calibri"/>
+          <w:color w:val="000000"/>
+          <w:sz w:val="17"/>
+          <w:szCs w:val="17"/>
+        </w:rPr>
+        <w:t xml:space="preserve">` emitted non-nil empty </w:t>
+      </w:r>
+      <w:proofErr w:type="spellStart"/>
+      <w:r>
+        <w:rPr>
+          <w:rFonts w:ascii="Calibri" w:eastAsia="Calibri" w:hAnsi="Calibri" w:cs="Calibri"/>
+          <w:color w:val="000000"/>
+          <w:sz w:val="17"/>
+          <w:szCs w:val="17"/>
+        </w:rPr>
+        <w:t>MatchLabels</w:t>
+      </w:r>
+      <w:proofErr w:type="spellEnd"/>
+      <w:r>
+        <w:rPr>
+          <w:rFonts w:ascii="Calibri" w:eastAsia="Calibri" w:hAnsi="Calibri" w:cs="Calibri"/>
+          <w:color w:val="000000"/>
+          <w:sz w:val="17"/>
+          <w:szCs w:val="17"/>
+        </w:rPr>
+        <w:t>/</w:t>
+      </w:r>
+      <w:proofErr w:type="spellStart"/>
+      <w:r>
+        <w:rPr>
+          <w:rFonts w:ascii="Calibri" w:eastAsia="Calibri" w:hAnsi="Calibri" w:cs="Calibri"/>
+          <w:color w:val="000000"/>
+          <w:sz w:val="17"/>
+          <w:szCs w:val="17"/>
+        </w:rPr>
+        <w:t>MatchExpressions</w:t>
+      </w:r>
+      <w:proofErr w:type="spellEnd"/>
+      <w:r>
+        <w:rPr>
+          <w:rFonts w:ascii="Calibri" w:eastAsia="Calibri" w:hAnsi="Calibri" w:cs="Calibri"/>
+          <w:color w:val="000000"/>
+          <w:sz w:val="17"/>
+          <w:szCs w:val="17"/>
+        </w:rPr>
+        <w:t xml:space="preserve"> that the Kubernetes API server strips on storage, causing </w:t>
+      </w:r>
+      <w:proofErr w:type="spellStart"/>
+      <w:r>
+        <w:rPr>
+          <w:rFonts w:ascii="Calibri" w:eastAsia="Calibri" w:hAnsi="Calibri" w:cs="Calibri"/>
+          <w:color w:val="000000"/>
+          <w:sz w:val="17"/>
+          <w:szCs w:val="17"/>
+        </w:rPr>
+        <w:t>DeepEqual</w:t>
+      </w:r>
+      <w:proofErr w:type="spellEnd"/>
+      <w:r>
+        <w:rPr>
+          <w:rFonts w:ascii="Calibri" w:eastAsia="Calibri" w:hAnsi="Calibri" w:cs="Calibri"/>
+          <w:color w:val="000000"/>
+          <w:sz w:val="17"/>
+          <w:szCs w:val="17"/>
+        </w:rPr>
+        <w:t xml:space="preserve"> to fire a PUT on every cycle; (2) mutating webhooks registered unconditionally regardless of policy flags. Fixed by nil-coalescing selector fields and adding an `</w:t>
+      </w:r>
+      <w:proofErr w:type="spellStart"/>
+      <w:r>
+        <w:rPr>
+          <w:rFonts w:ascii="Calibri" w:eastAsia="Calibri" w:hAnsi="Calibri" w:cs="Calibri"/>
+          <w:color w:val="000000"/>
+          <w:sz w:val="17"/>
+          <w:szCs w:val="17"/>
+        </w:rPr>
+        <w:t>ivpolsNeedingMutation</w:t>
+      </w:r>
+      <w:proofErr w:type="spellEnd"/>
+      <w:r>
+        <w:rPr>
+          <w:rFonts w:ascii="Calibri" w:eastAsia="Calibri" w:hAnsi="Calibri" w:cs="Calibri"/>
+          <w:color w:val="000000"/>
+          <w:sz w:val="17"/>
+          <w:szCs w:val="17"/>
+        </w:rPr>
+        <w:t xml:space="preserve">` filter; added </w:t>
+      </w:r>
+      <w:proofErr w:type="gramStart"/>
+      <w:r>
+        <w:rPr>
+          <w:rFonts w:ascii="Calibri" w:eastAsia="Calibri" w:hAnsi="Calibri" w:cs="Calibri"/>
+          <w:color w:val="000000"/>
+          <w:sz w:val="17"/>
+          <w:szCs w:val="17"/>
+        </w:rPr>
+        <w:t>13 unit</w:t>
+      </w:r>
+      <w:proofErr w:type="gramEnd"/>
+      <w:r>
+        <w:rPr>
+          <w:rFonts w:ascii="Calibri" w:eastAsia="Calibri" w:hAnsi="Calibri" w:cs="Calibri"/>
+          <w:color w:val="000000"/>
+          <w:sz w:val="17"/>
+          <w:szCs w:val="17"/>
+        </w:rPr>
+        <w:t xml:space="preserve"> tests.</w:t>
+      </w:r>
+    </w:p>
+    <w:p>
+      <w:pPr>
+        <w:spacing w:after="18"/>
+        <w:ind w:left="320" w:hanging="160"/>
+      </w:pPr>
+      <w:r>
+        <w:rPr>
+          <w:rFonts w:ascii="Calibri" w:eastAsia="Calibri" w:hAnsi="Calibri" w:cs="Calibri"/>
+          <w:color w:val="1A1A2E"/>
+          <w:sz w:val="17"/>
+          <w:szCs w:val="17"/>
+        </w:rPr>
+        <w:t xml:space="preserve">•  </w:t>
+      </w:r>
+      <w:r>
+        <w:rPr>
+          <w:rFonts w:ascii="Calibri" w:eastAsia="Calibri" w:hAnsi="Calibri" w:cs="Calibri"/>
+          <w:b/>
+          <w:bCs/>
+          <w:color w:val="000000"/>
+          <w:sz w:val="17"/>
+          <w:szCs w:val="17"/>
+        </w:rPr>
+        <w:t>PR #16588</w:t>
+      </w:r>
+      <w:r>
+        <w:rPr>
+          <w:rFonts w:ascii="Calibri" w:eastAsia="Calibri" w:hAnsi="Calibri" w:cs="Calibri"/>
+          <w:color w:val="000000"/>
+          <w:sz w:val="17"/>
+          <w:szCs w:val="17"/>
+        </w:rPr>
+        <w:t xml:space="preserve"> </w:t>
+      </w:r>
+      <w:r>
+        <w:rPr>
+          <w:rFonts w:ascii="Calibri" w:eastAsia="Calibri" w:hAnsi="Calibri" w:cs="Calibri"/>
+          <w:color w:val="000000"/>
+          <w:sz w:val="17"/>
+          <w:szCs w:val="17"/>
+        </w:rPr>
+        <w:t>--</w:t>
+      </w:r>
+      <w:r>
+        <w:rPr>
+          <w:rFonts w:ascii="Calibri" w:eastAsia="Calibri" w:hAnsi="Calibri" w:cs="Calibri"/>
+          <w:color w:val="000000"/>
+          <w:sz w:val="17"/>
+          <w:szCs w:val="17"/>
+        </w:rPr>
+        <w:t xml:space="preserve"> Fixed a </w:t>
+      </w:r>
+      <w:proofErr w:type="spellStart"/>
+      <w:r>
+        <w:rPr>
+          <w:rFonts w:ascii="Calibri" w:eastAsia="Calibri" w:hAnsi="Calibri" w:cs="Calibri"/>
+          <w:color w:val="000000"/>
+          <w:sz w:val="17"/>
+          <w:szCs w:val="17"/>
+        </w:rPr>
+        <w:t>PolicyReport</w:t>
+      </w:r>
+      <w:proofErr w:type="spellEnd"/>
+      <w:r>
+        <w:rPr>
+          <w:rFonts w:ascii="Calibri" w:eastAsia="Calibri" w:hAnsi="Calibri" w:cs="Calibri"/>
+          <w:color w:val="000000"/>
+          <w:sz w:val="17"/>
+          <w:szCs w:val="17"/>
+        </w:rPr>
+        <w:t xml:space="preserve"> correctness bug in </w:t>
+      </w:r>
+      <w:proofErr w:type="spellStart"/>
+      <w:r>
+        <w:rPr>
+          <w:rFonts w:ascii="Calibri" w:eastAsia="Calibri" w:hAnsi="Calibri" w:cs="Calibri"/>
+          <w:color w:val="000000"/>
+          <w:sz w:val="17"/>
+          <w:szCs w:val="17"/>
+        </w:rPr>
+        <w:t>Kyverno's</w:t>
+      </w:r>
+      <w:proofErr w:type="spellEnd"/>
+      <w:r>
+        <w:rPr>
+          <w:rFonts w:ascii="Calibri" w:eastAsia="Calibri" w:hAnsi="Calibri" w:cs="Calibri"/>
+          <w:color w:val="000000"/>
+          <w:sz w:val="17"/>
+          <w:szCs w:val="17"/>
+        </w:rPr>
+        <w:t xml:space="preserve"> background scanner: </w:t>
+      </w:r>
+      <w:proofErr w:type="spellStart"/>
+      <w:r>
+        <w:rPr>
+          <w:rFonts w:ascii="Calibri" w:eastAsia="Calibri" w:hAnsi="Calibri" w:cs="Calibri"/>
+          <w:color w:val="000000"/>
+          <w:sz w:val="17"/>
+          <w:szCs w:val="17"/>
+        </w:rPr>
+        <w:t>ValidatingPolicy</w:t>
+      </w:r>
+      <w:proofErr w:type="spellEnd"/>
+      <w:r>
+        <w:rPr>
+          <w:rFonts w:ascii="Calibri" w:eastAsia="Calibri" w:hAnsi="Calibri" w:cs="Calibri"/>
+          <w:color w:val="000000"/>
+          <w:sz w:val="17"/>
+          <w:szCs w:val="17"/>
+        </w:rPr>
+        <w:t xml:space="preserve"> </w:t>
+      </w:r>
+      <w:proofErr w:type="spellStart"/>
+      <w:r>
+        <w:rPr>
+          <w:rFonts w:ascii="Calibri" w:eastAsia="Calibri" w:hAnsi="Calibri" w:cs="Calibri"/>
+          <w:color w:val="000000"/>
+          <w:sz w:val="17"/>
+          <w:szCs w:val="17"/>
+        </w:rPr>
+        <w:t>matchConditions</w:t>
+      </w:r>
+      <w:proofErr w:type="spellEnd"/>
+      <w:r>
+        <w:rPr>
+          <w:rFonts w:ascii="Calibri" w:eastAsia="Calibri" w:hAnsi="Calibri" w:cs="Calibri"/>
+          <w:color w:val="000000"/>
+          <w:sz w:val="17"/>
+          <w:szCs w:val="17"/>
+        </w:rPr>
+        <w:t xml:space="preserve"> non-matches incorrectly generated SKIP entries, diverging from admission-time </w:t>
+      </w:r>
+      <w:proofErr w:type="spellStart"/>
+      <w:r>
+        <w:rPr>
+          <w:rFonts w:ascii="Calibri" w:eastAsia="Calibri" w:hAnsi="Calibri" w:cs="Calibri"/>
+          <w:color w:val="000000"/>
+          <w:sz w:val="17"/>
+          <w:szCs w:val="17"/>
+        </w:rPr>
+        <w:t>behavior</w:t>
+      </w:r>
+      <w:proofErr w:type="spellEnd"/>
+      <w:r>
+        <w:rPr>
+          <w:rFonts w:ascii="Calibri" w:eastAsia="Calibri" w:hAnsi="Calibri" w:cs="Calibri"/>
+          <w:color w:val="000000"/>
+          <w:sz w:val="17"/>
+          <w:szCs w:val="17"/>
+        </w:rPr>
+        <w:t>. Introduced an internal `</w:t>
+      </w:r>
+      <w:proofErr w:type="spellStart"/>
+      <w:r>
+        <w:rPr>
+          <w:rFonts w:ascii="Calibri" w:eastAsia="Calibri" w:hAnsi="Calibri" w:cs="Calibri"/>
+          <w:color w:val="000000"/>
+          <w:sz w:val="17"/>
+          <w:szCs w:val="17"/>
+        </w:rPr>
+        <w:t>SkipReason</w:t>
+      </w:r>
+      <w:proofErr w:type="spellEnd"/>
+      <w:r>
+        <w:rPr>
+          <w:rFonts w:ascii="Calibri" w:eastAsia="Calibri" w:hAnsi="Calibri" w:cs="Calibri"/>
+          <w:color w:val="000000"/>
+          <w:sz w:val="17"/>
+          <w:szCs w:val="17"/>
+        </w:rPr>
+        <w:t>` type on `</w:t>
+      </w:r>
+      <w:proofErr w:type="spellStart"/>
+      <w:r>
+        <w:rPr>
+          <w:rFonts w:ascii="Calibri" w:eastAsia="Calibri" w:hAnsi="Calibri" w:cs="Calibri"/>
+          <w:color w:val="000000"/>
+          <w:sz w:val="17"/>
+          <w:szCs w:val="17"/>
+        </w:rPr>
+        <w:t>RuleResponse</w:t>
+      </w:r>
+      <w:proofErr w:type="spellEnd"/>
+      <w:r>
+        <w:rPr>
+          <w:rFonts w:ascii="Calibri" w:eastAsia="Calibri" w:hAnsi="Calibri" w:cs="Calibri"/>
+          <w:color w:val="000000"/>
+          <w:sz w:val="17"/>
+          <w:szCs w:val="17"/>
+        </w:rPr>
+        <w:t xml:space="preserve">`, tagged the </w:t>
+      </w:r>
+      <w:proofErr w:type="spellStart"/>
+      <w:r>
+        <w:rPr>
+          <w:rFonts w:ascii="Calibri" w:eastAsia="Calibri" w:hAnsi="Calibri" w:cs="Calibri"/>
+          <w:color w:val="000000"/>
+          <w:sz w:val="17"/>
+          <w:szCs w:val="17"/>
+        </w:rPr>
+        <w:t>matchConditions</w:t>
+      </w:r>
+      <w:proofErr w:type="spellEnd"/>
+      <w:r>
+        <w:rPr>
+          <w:rFonts w:ascii="Calibri" w:eastAsia="Calibri" w:hAnsi="Calibri" w:cs="Calibri"/>
+          <w:color w:val="000000"/>
+          <w:sz w:val="17"/>
+          <w:szCs w:val="17"/>
+        </w:rPr>
+        <w:t xml:space="preserve"> skip path in the </w:t>
+      </w:r>
+      <w:proofErr w:type="spellStart"/>
+      <w:r>
+        <w:rPr>
+          <w:rFonts w:ascii="Calibri" w:eastAsia="Calibri" w:hAnsi="Calibri" w:cs="Calibri"/>
+          <w:color w:val="000000"/>
+          <w:sz w:val="17"/>
+          <w:szCs w:val="17"/>
+        </w:rPr>
+        <w:t>vpol</w:t>
+      </w:r>
+      <w:proofErr w:type="spellEnd"/>
+      <w:r>
+        <w:rPr>
+          <w:rFonts w:ascii="Calibri" w:eastAsia="Calibri" w:hAnsi="Calibri" w:cs="Calibri"/>
+          <w:color w:val="000000"/>
+          <w:sz w:val="17"/>
+          <w:szCs w:val="17"/>
+        </w:rPr>
+        <w:t xml:space="preserve"> engine, and added a `</w:t>
+      </w:r>
+      <w:proofErr w:type="spellStart"/>
+      <w:r>
+        <w:rPr>
+          <w:rFonts w:ascii="Calibri" w:eastAsia="Calibri" w:hAnsi="Calibri" w:cs="Calibri"/>
+          <w:color w:val="000000"/>
+          <w:sz w:val="17"/>
+          <w:szCs w:val="17"/>
+        </w:rPr>
+        <w:t>filterMatchConditionSkips</w:t>
+      </w:r>
+      <w:proofErr w:type="spellEnd"/>
+      <w:r>
+        <w:rPr>
+          <w:rFonts w:ascii="Calibri" w:eastAsia="Calibri" w:hAnsi="Calibri" w:cs="Calibri"/>
+          <w:color w:val="000000"/>
+          <w:sz w:val="17"/>
+          <w:szCs w:val="17"/>
+        </w:rPr>
+        <w:t xml:space="preserve">` helper to suppress entries before </w:t>
+      </w:r>
+      <w:proofErr w:type="spellStart"/>
+      <w:r>
+        <w:rPr>
+          <w:rFonts w:ascii="Calibri" w:eastAsia="Calibri" w:hAnsi="Calibri" w:cs="Calibri"/>
+          <w:color w:val="000000"/>
+          <w:sz w:val="17"/>
+          <w:szCs w:val="17"/>
+        </w:rPr>
+        <w:t>PolicyReport</w:t>
+      </w:r>
+      <w:proofErr w:type="spellEnd"/>
+      <w:r>
+        <w:rPr>
+          <w:rFonts w:ascii="Calibri" w:eastAsia="Calibri" w:hAnsi="Calibri" w:cs="Calibri"/>
+          <w:color w:val="000000"/>
+          <w:sz w:val="17"/>
+          <w:szCs w:val="17"/>
+        </w:rPr>
+        <w:t xml:space="preserve"> writes; 6 edge-case unit tests.</w:t>
+      </w:r>
+    </w:p>
+    <w:p>
+      <w:pPr>
+        <w:spacing w:after="18"/>
+        <w:ind w:left="320" w:hanging="160"/>
+      </w:pPr>
+      <w:r>
+        <w:rPr>
+          <w:rFonts w:ascii="Calibri" w:eastAsia="Calibri" w:hAnsi="Calibri" w:cs="Calibri"/>
+          <w:color w:val="1A1A2E"/>
+          <w:sz w:val="17"/>
+          <w:szCs w:val="17"/>
+        </w:rPr>
+        <w:t xml:space="preserve">•  </w:t>
+      </w:r>
+      <w:r>
+        <w:rPr>
+          <w:rFonts w:ascii="Calibri" w:eastAsia="Calibri" w:hAnsi="Calibri" w:cs="Calibri"/>
+          <w:b/>
+          <w:bCs/>
+          <w:color w:val="000000"/>
+          <w:sz w:val="17"/>
+          <w:szCs w:val="17"/>
+        </w:rPr>
+        <w:t>PR #16476</w:t>
+      </w:r>
+      <w:r>
+        <w:rPr>
+          <w:rFonts w:ascii="Calibri" w:eastAsia="Calibri" w:hAnsi="Calibri" w:cs="Calibri"/>
+          <w:color w:val="000000"/>
+          <w:sz w:val="17"/>
+          <w:szCs w:val="17"/>
+        </w:rPr>
+        <w:t xml:space="preserve"> </w:t>
+      </w:r>
+      <w:r>
+        <w:rPr>
+          <w:rFonts w:ascii="Calibri" w:eastAsia="Calibri" w:hAnsi="Calibri" w:cs="Calibri"/>
+          <w:color w:val="000000"/>
+          <w:sz w:val="17"/>
+          <w:szCs w:val="17"/>
+        </w:rPr>
+        <w:t>--</w:t>
+      </w:r>
+      <w:r>
+        <w:rPr>
+          <w:rFonts w:ascii="Calibri" w:eastAsia="Calibri" w:hAnsi="Calibri" w:cs="Calibri"/>
+          <w:color w:val="000000"/>
+          <w:sz w:val="17"/>
+          <w:szCs w:val="17"/>
+        </w:rPr>
+        <w:t xml:space="preserve"> Fixed a </w:t>
+      </w:r>
+      <w:proofErr w:type="spellStart"/>
+      <w:r>
+        <w:rPr>
+          <w:rFonts w:ascii="Calibri" w:eastAsia="Calibri" w:hAnsi="Calibri" w:cs="Calibri"/>
+          <w:color w:val="000000"/>
+          <w:sz w:val="17"/>
+          <w:szCs w:val="17"/>
+        </w:rPr>
+        <w:t>namespaceSelector</w:t>
+      </w:r>
+      <w:proofErr w:type="spellEnd"/>
+      <w:r>
+        <w:rPr>
+          <w:rFonts w:ascii="Calibri" w:eastAsia="Calibri" w:hAnsi="Calibri" w:cs="Calibri"/>
+          <w:color w:val="000000"/>
+          <w:sz w:val="17"/>
+          <w:szCs w:val="17"/>
+        </w:rPr>
+        <w:t xml:space="preserve"> preservation bug in </w:t>
+      </w:r>
+      <w:proofErr w:type="spellStart"/>
+      <w:r>
+        <w:rPr>
+          <w:rFonts w:ascii="Calibri" w:eastAsia="Calibri" w:hAnsi="Calibri" w:cs="Calibri"/>
+          <w:color w:val="000000"/>
+          <w:sz w:val="17"/>
+          <w:szCs w:val="17"/>
+        </w:rPr>
+        <w:t>Kyverno's</w:t>
+      </w:r>
+      <w:proofErr w:type="spellEnd"/>
+      <w:r>
+        <w:rPr>
+          <w:rFonts w:ascii="Calibri" w:eastAsia="Calibri" w:hAnsi="Calibri" w:cs="Calibri"/>
+          <w:color w:val="000000"/>
+          <w:sz w:val="17"/>
+          <w:szCs w:val="17"/>
+        </w:rPr>
+        <w:t xml:space="preserve"> policy </w:t>
+      </w:r>
+      <w:proofErr w:type="spellStart"/>
+      <w:r>
+        <w:rPr>
+          <w:rFonts w:ascii="Calibri" w:eastAsia="Calibri" w:hAnsi="Calibri" w:cs="Calibri"/>
+          <w:color w:val="000000"/>
+          <w:sz w:val="17"/>
+          <w:szCs w:val="17"/>
+        </w:rPr>
+        <w:t>autogeneration</w:t>
+      </w:r>
+      <w:proofErr w:type="spellEnd"/>
+      <w:r>
+        <w:rPr>
+          <w:rFonts w:ascii="Calibri" w:eastAsia="Calibri" w:hAnsi="Calibri" w:cs="Calibri"/>
+          <w:color w:val="000000"/>
+          <w:sz w:val="17"/>
+          <w:szCs w:val="17"/>
+        </w:rPr>
+        <w:t xml:space="preserve"> path: the controller was dropping the </w:t>
+      </w:r>
+      <w:proofErr w:type="spellStart"/>
+      <w:r>
+        <w:rPr>
+          <w:rFonts w:ascii="Calibri" w:eastAsia="Calibri" w:hAnsi="Calibri" w:cs="Calibri"/>
+          <w:color w:val="000000"/>
+          <w:sz w:val="17"/>
+          <w:szCs w:val="17"/>
+        </w:rPr>
+        <w:t>namespaceSelector</w:t>
+      </w:r>
+      <w:proofErr w:type="spellEnd"/>
+      <w:r>
+        <w:rPr>
+          <w:rFonts w:ascii="Calibri" w:eastAsia="Calibri" w:hAnsi="Calibri" w:cs="Calibri"/>
+          <w:color w:val="000000"/>
+          <w:sz w:val="17"/>
+          <w:szCs w:val="17"/>
+        </w:rPr>
+        <w:t xml:space="preserve"> from the generated webhook configuration, causing admission scope to silently widen beyond intended namespaces. Traced the field through the </w:t>
+      </w:r>
+      <w:proofErr w:type="spellStart"/>
+      <w:r>
+        <w:rPr>
+          <w:rFonts w:ascii="Calibri" w:eastAsia="Calibri" w:hAnsi="Calibri" w:cs="Calibri"/>
+          <w:color w:val="000000"/>
+          <w:sz w:val="17"/>
+          <w:szCs w:val="17"/>
+        </w:rPr>
+        <w:t>autogen</w:t>
+      </w:r>
+      <w:proofErr w:type="spellEnd"/>
+      <w:r>
+        <w:rPr>
+          <w:rFonts w:ascii="Calibri" w:eastAsia="Calibri" w:hAnsi="Calibri" w:cs="Calibri"/>
+          <w:color w:val="000000"/>
+          <w:sz w:val="17"/>
+          <w:szCs w:val="17"/>
+        </w:rPr>
+        <w:t xml:space="preserve"> pipeline and added the missing propagation; added targeted unit tests.</w:t>
+      </w:r>
+    </w:p>
+    <w:p>
+      <w:pPr>
+        <w:spacing w:after="18"/>
+        <w:ind w:left="320" w:hanging="160"/>
+      </w:pPr>
+      <w:r>
+        <w:rPr>
+          <w:rFonts w:ascii="Calibri" w:eastAsia="Calibri" w:hAnsi="Calibri" w:cs="Calibri"/>
+          <w:color w:val="1A1A2E"/>
+          <w:sz w:val="17"/>
+          <w:szCs w:val="17"/>
+        </w:rPr>
+        <w:t xml:space="preserve">•  </w:t>
+      </w:r>
+      <w:r>
+        <w:rPr>
+          <w:rFonts w:ascii="Calibri" w:eastAsia="Calibri" w:hAnsi="Calibri" w:cs="Calibri"/>
+          <w:b/>
+          <w:bCs/>
+          <w:color w:val="000000"/>
+          <w:sz w:val="17"/>
+          <w:szCs w:val="17"/>
+        </w:rPr>
+        <w:t>PR #16817</w:t>
+      </w:r>
+      <w:r>
+        <w:rPr>
+          <w:rFonts w:ascii="Calibri" w:eastAsia="Calibri" w:hAnsi="Calibri" w:cs="Calibri"/>
+          <w:color w:val="000000"/>
+          <w:sz w:val="17"/>
+          <w:szCs w:val="17"/>
+        </w:rPr>
+        <w:t xml:space="preserve"> </w:t>
+      </w:r>
+      <w:r>
+        <w:rPr>
+          <w:rFonts w:ascii="Calibri" w:eastAsia="Calibri" w:hAnsi="Calibri" w:cs="Calibri"/>
+          <w:color w:val="000000"/>
+          <w:sz w:val="17"/>
+          <w:szCs w:val="17"/>
+        </w:rPr>
+        <w:t>--</w:t>
+      </w:r>
+      <w:r>
+        <w:rPr>
+          <w:rFonts w:ascii="Calibri" w:eastAsia="Calibri" w:hAnsi="Calibri" w:cs="Calibri"/>
+          <w:color w:val="000000"/>
+          <w:sz w:val="17"/>
+          <w:szCs w:val="17"/>
+        </w:rPr>
+        <w:t xml:space="preserve"> Enforced </w:t>
+      </w:r>
+      <w:proofErr w:type="spellStart"/>
+      <w:r>
+        <w:rPr>
+          <w:rFonts w:ascii="Calibri" w:eastAsia="Calibri" w:hAnsi="Calibri" w:cs="Calibri"/>
+          <w:color w:val="000000"/>
+          <w:sz w:val="17"/>
+          <w:szCs w:val="17"/>
+        </w:rPr>
+        <w:t>verifyDigest</w:t>
+      </w:r>
+      <w:proofErr w:type="spellEnd"/>
+      <w:r>
+        <w:rPr>
+          <w:rFonts w:ascii="Calibri" w:eastAsia="Calibri" w:hAnsi="Calibri" w:cs="Calibri"/>
+          <w:color w:val="000000"/>
+          <w:sz w:val="17"/>
+          <w:szCs w:val="17"/>
+        </w:rPr>
+        <w:t xml:space="preserve"> validation in the </w:t>
+      </w:r>
+      <w:proofErr w:type="spellStart"/>
+      <w:r>
+        <w:rPr>
+          <w:rFonts w:ascii="Calibri" w:eastAsia="Calibri" w:hAnsi="Calibri" w:cs="Calibri"/>
+          <w:color w:val="000000"/>
+          <w:sz w:val="17"/>
+          <w:szCs w:val="17"/>
+        </w:rPr>
+        <w:t>ImageValidatingPolicy</w:t>
+      </w:r>
+      <w:proofErr w:type="spellEnd"/>
+      <w:r>
+        <w:rPr>
+          <w:rFonts w:ascii="Calibri" w:eastAsia="Calibri" w:hAnsi="Calibri" w:cs="Calibri"/>
+          <w:color w:val="000000"/>
+          <w:sz w:val="17"/>
+          <w:szCs w:val="17"/>
+        </w:rPr>
+        <w:t xml:space="preserve"> evaluator: the policy rule was being silently skipped when </w:t>
+      </w:r>
+      <w:proofErr w:type="spellStart"/>
+      <w:r>
+        <w:rPr>
+          <w:rFonts w:ascii="Calibri" w:eastAsia="Calibri" w:hAnsi="Calibri" w:cs="Calibri"/>
+          <w:color w:val="000000"/>
+          <w:sz w:val="17"/>
+          <w:szCs w:val="17"/>
+        </w:rPr>
+        <w:t>verifyDigest</w:t>
+      </w:r>
+      <w:proofErr w:type="spellEnd"/>
+      <w:r>
+        <w:rPr>
+          <w:rFonts w:ascii="Calibri" w:eastAsia="Calibri" w:hAnsi="Calibri" w:cs="Calibri"/>
+          <w:color w:val="000000"/>
+          <w:sz w:val="17"/>
+          <w:szCs w:val="17"/>
+        </w:rPr>
+        <w:t xml:space="preserve"> was set, allowing unverified images through admission. Fixed by wiring the missing evaluator branch and adding test coverage for the skip path.</w:t>
+      </w:r>
+    </w:p>
+    <w:p/>
+    <w:p>
+      <w:pPr>
+        <w:pBdr>
+          <w:bottom w:val="single" w:sz="6" w:space="1" w:color="1A1A2E"/>
+        </w:pBdr>
+        <w:spacing w:after="26"/>
+      </w:pPr>
+      <w:r>
+        <w:rPr>
+          <w:rFonts w:ascii="Calibri" w:eastAsia="Calibri" w:hAnsi="Calibri" w:cs="Calibri"/>
+          <w:b/>
+          <w:bCs/>
+          <w:color w:val="1A1A2E"/>
+          <w:sz w:val="18"/>
+          <w:szCs w:val="18"/>
+        </w:rPr>
+        <w:t>PROJECTS</w:t>
+      </w:r>
+    </w:p>
+    <w:p>
+      <w:pPr>
+        <w:tabs>
+          <w:tab w:val="right" w:pos="11088"/>
+        </w:tabs>
+        <w:spacing w:before="70" w:after="12"/>
+      </w:pPr>
+      <w:r>
+        <w:rPr>
+          <w:rFonts w:ascii="Calibri" w:eastAsia="Calibri" w:hAnsi="Calibri" w:cs="Calibri"/>
+          <w:b/>
+          <w:bCs/>
+          <w:sz w:val="18"/>
+          <w:szCs w:val="18"/>
+        </w:rPr>
+        <w:t xml:space="preserve">Relay </w:t>
+      </w:r>
+      <w:r>
+        <w:rPr>
+          <w:rFonts w:ascii="Calibri" w:eastAsia="Calibri" w:hAnsi="Calibri" w:cs="Calibri"/>
+          <w:b/>
+          <w:bCs/>
+          <w:sz w:val="18"/>
+          <w:szCs w:val="18"/>
+        </w:rPr>
+        <w:t>--</w:t>
+      </w:r>
+      <w:r>
+        <w:rPr>
+          <w:rFonts w:ascii="Calibri" w:eastAsia="Calibri" w:hAnsi="Calibri" w:cs="Calibri"/>
+          <w:b/>
+          <w:bCs/>
+          <w:sz w:val="18"/>
+          <w:szCs w:val="18"/>
+        </w:rPr>
+        <w:t xml:space="preserve"> HTTP Reverse Proxy &amp; Traffic Gateway (Ongoing)</w:t>
+      </w:r>
+      <w:r>
+        <w:rPr>
+          <w:rFonts w:ascii="Calibri" w:eastAsia="Calibri" w:hAnsi="Calibri" w:cs="Calibri"/>
+          <w:sz w:val="18"/>
+          <w:szCs w:val="18"/>
+        </w:rPr>
+        <w:tab/>
+      </w:r>
+      <w:r>
+        <w:rPr>
+          <w:rFonts w:ascii="Calibri" w:eastAsia="Calibri" w:hAnsi="Calibri" w:cs="Calibri"/>
+          <w:color w:val="555555"/>
+          <w:sz w:val="17"/>
+          <w:szCs w:val="17"/>
+        </w:rPr>
+        <w:t>2026</w:t>
+      </w:r>
+    </w:p>
+    <w:p>
+      <w:pPr>
+        <w:spacing w:after="18"/>
         <w:rPr>
           <w:rFonts w:ascii="Calibri" w:eastAsia="Calibri" w:hAnsi="Calibri" w:cs="Calibri"/>
           <w:i/>
           <w:iCs/>
-          <w:color w:val="333333"/>
-          <w:sz w:val="18"/>
-          <w:szCs w:val="18"/>
-        </w:rPr>
-        <w:t>B.Tech</w:t>
-      </w:r>
-      <w:proofErr w:type="spellEnd"/>
-      <w:proofErr w:type="gramEnd"/>
+          <w:color w:val="555555"/>
+          <w:sz w:val="16"/>
+          <w:szCs w:val="16"/>
+        </w:rPr>
+      </w:pPr>
       <w:r>
         <w:rPr>
           <w:rFonts w:ascii="Calibri" w:eastAsia="Calibri" w:hAnsi="Calibri" w:cs="Calibri"/>
           <w:i/>
           <w:iCs/>
-          <w:color w:val="333333"/>
-          <w:sz w:val="18"/>
-          <w:szCs w:val="18"/>
-        </w:rPr>
-        <w:t xml:space="preserve"> in Electronics &amp; Communications Engineering</w:t>
-      </w:r>
-      <w:r>
-        <w:rPr>
-          <w:rFonts w:ascii="Calibri" w:eastAsia="Calibri" w:hAnsi="Calibri" w:cs="Calibri"/>
-          <w:color w:val="333333"/>
-          <w:sz w:val="19"/>
-          <w:szCs w:val="19"/>
+          <w:color w:val="555555"/>
+          <w:sz w:val="16"/>
+          <w:szCs w:val="16"/>
+        </w:rPr>
+        <w:t>Go, TCP, HTTP/1.1</w:t>
+      </w:r>
+    </w:p>
+    <w:p>
+      <w:pPr>
+        <w:spacing w:after="18"/>
+        <w:ind w:left="320" w:hanging="160"/>
+      </w:pPr>
+      <w:r>
+        <w:rPr>
+          <w:rFonts w:ascii="Calibri" w:eastAsia="Calibri" w:hAnsi="Calibri" w:cs="Calibri"/>
+          <w:color w:val="1A1A2E"/>
+          <w:sz w:val="17"/>
+          <w:szCs w:val="17"/>
+        </w:rPr>
+        <w:t>•</w:t>
+      </w:r>
+      <w:r>
+        <w:rPr>
+          <w:rFonts w:ascii="Calibri" w:eastAsia="Calibri" w:hAnsi="Calibri" w:cs="Calibri"/>
+          <w:color w:val="1A1A2E"/>
+          <w:sz w:val="17"/>
+          <w:szCs w:val="17"/>
         </w:rPr>
         <w:tab/>
       </w:r>
       <w:r>
         <w:rPr>
           <w:rFonts w:ascii="Calibri" w:eastAsia="Calibri" w:hAnsi="Calibri" w:cs="Calibri"/>
-          <w:color w:val="666666"/>
-          <w:sz w:val="18"/>
-          <w:szCs w:val="18"/>
-        </w:rPr>
-        <w:t>Sultanpur, Uttar Pradesh</w:t>
+          <w:color w:val="000000" w:themeColor="text1"/>
+          <w:sz w:val="17"/>
+          <w:szCs w:val="17"/>
+        </w:rPr>
+        <w:t>Building an HTTP reverse proxy from the TCP layer upward, implementing custom HTTP parsing, connection lifecycle management, request forwarding, and backend routing to understand production networking infrastructure</w:t>
+      </w:r>
+      <w:r>
+        <w:rPr>
+          <w:rFonts w:ascii="Calibri" w:eastAsia="Calibri" w:hAnsi="Calibri" w:cs="Calibri"/>
+          <w:color w:val="1A1A2E"/>
+          <w:sz w:val="17"/>
+          <w:szCs w:val="17"/>
+        </w:rPr>
+        <w:t>.</w:t>
+      </w:r>
+      <w:r>
+        <w:rPr>
+          <w:rFonts w:ascii="Calibri" w:eastAsia="Calibri" w:hAnsi="Calibri" w:cs="Calibri"/>
+          <w:color w:val="000000"/>
+          <w:sz w:val="17"/>
+          <w:szCs w:val="17"/>
+        </w:rPr>
+        <w:t xml:space="preserve"> </w:t>
       </w:r>
     </w:p>
     <w:p>
       <w:pPr>
         <w:tabs>
-          <w:tab w:val="right" w:pos="10440"/>
+          <w:tab w:val="right" w:pos="11088"/>
         </w:tabs>
-        <w:spacing w:before="40" w:after="12"/>
-      </w:pPr>
-      <w:proofErr w:type="spellStart"/>
-      <w:r>
-        <w:rPr>
-          <w:rFonts w:ascii="Calibri" w:eastAsia="Calibri" w:hAnsi="Calibri" w:cs="Calibri"/>
-          <w:b/>
-          <w:bCs/>
-          <w:color w:val="000000"/>
-          <w:sz w:val="19"/>
-          <w:szCs w:val="19"/>
-        </w:rPr>
-        <w:t>WorldQuant</w:t>
-      </w:r>
-      <w:proofErr w:type="spellEnd"/>
-      <w:r>
-        <w:rPr>
-          <w:rFonts w:ascii="Calibri" w:eastAsia="Calibri" w:hAnsi="Calibri" w:cs="Calibri"/>
-          <w:b/>
-          <w:bCs/>
-          <w:color w:val="000000"/>
-          <w:sz w:val="19"/>
-          <w:szCs w:val="19"/>
-        </w:rPr>
-        <w:t xml:space="preserve"> University — Applied Data Science Lab</w:t>
-      </w:r>
-      <w:r>
-        <w:rPr>
-          <w:rFonts w:ascii="Calibri" w:eastAsia="Calibri" w:hAnsi="Calibri" w:cs="Calibri"/>
-          <w:color w:val="333333"/>
-          <w:sz w:val="19"/>
-          <w:szCs w:val="19"/>
+        <w:spacing w:before="70" w:after="12"/>
+      </w:pPr>
+      <w:r>
+        <w:rPr>
+          <w:rFonts w:ascii="Calibri" w:eastAsia="Calibri" w:hAnsi="Calibri" w:cs="Calibri"/>
+          <w:b/>
+          <w:bCs/>
+          <w:color w:val="000000"/>
+          <w:sz w:val="18"/>
+          <w:szCs w:val="18"/>
+        </w:rPr>
+        <w:t xml:space="preserve">API Test Suite </w:t>
+      </w:r>
+      <w:r>
+        <w:rPr>
+          <w:rFonts w:ascii="Calibri" w:eastAsia="Calibri" w:hAnsi="Calibri" w:cs="Calibri"/>
+          <w:b/>
+          <w:bCs/>
+          <w:color w:val="000000"/>
+          <w:sz w:val="18"/>
+          <w:szCs w:val="18"/>
+        </w:rPr>
+        <w:t>--</w:t>
+      </w:r>
+      <w:r>
+        <w:rPr>
+          <w:rFonts w:ascii="Calibri" w:eastAsia="Calibri" w:hAnsi="Calibri" w:cs="Calibri"/>
+          <w:b/>
+          <w:bCs/>
+          <w:color w:val="000000"/>
+          <w:sz w:val="18"/>
+          <w:szCs w:val="18"/>
+        </w:rPr>
+        <w:t xml:space="preserve"> CLI Parallel Testing Engine</w:t>
+      </w:r>
+      <w:r>
+        <w:rPr>
+          <w:rFonts w:ascii="Calibri" w:eastAsia="Calibri" w:hAnsi="Calibri" w:cs="Calibri"/>
+          <w:sz w:val="18"/>
+          <w:szCs w:val="18"/>
         </w:rPr>
         <w:tab/>
       </w:r>
       <w:r>
         <w:rPr>
           <w:rFonts w:ascii="Calibri" w:eastAsia="Calibri" w:hAnsi="Calibri" w:cs="Calibri"/>
-          <w:color w:val="666666"/>
-          <w:sz w:val="18"/>
-          <w:szCs w:val="18"/>
-        </w:rPr>
-        <w:t>Ongoing</w:t>
-      </w:r>
-    </w:p>
-    <w:p>
+          <w:color w:val="555555"/>
+          <w:sz w:val="17"/>
+          <w:szCs w:val="17"/>
+        </w:rPr>
+        <w:t>2025</w:t>
+      </w:r>
+    </w:p>
+    <w:p>
+      <w:pPr>
+        <w:spacing w:after="16"/>
+      </w:pPr>
       <w:r>
         <w:rPr>
           <w:rFonts w:ascii="Calibri" w:eastAsia="Calibri" w:hAnsi="Calibri" w:cs="Calibri"/>
           <w:i/>
           <w:iCs/>
-          <w:color w:val="333333"/>
-          <w:sz w:val="18"/>
-          <w:szCs w:val="18"/>
-        </w:rPr>
-        <w:t>Project-based curriculum: EDA, statistical analysis, and model implementation</w:t>
-      </w:r>
-    </w:p>
-    <w:p>
-      <w:pPr>
-        <w:spacing w:before="140" w:after="20"/>
-      </w:pPr>
-      <w:r>
-        <w:rPr>
-          <w:rFonts w:ascii="Calibri" w:eastAsia="Calibri" w:hAnsi="Calibri" w:cs="Calibri"/>
-          <w:b/>
-          <w:bCs/>
-          <w:caps/>
-          <w:color w:val="000000"/>
-          <w:sz w:val="21"/>
-          <w:szCs w:val="21"/>
-        </w:rPr>
-        <w:t>Projects</w:t>
-      </w:r>
-    </w:p>
-    <w:p>
-      <w:pPr>
-        <w:pBdr>
-          <w:bottom w:val="single" w:sz="6" w:space="1" w:color="000000"/>
-        </w:pBdr>
-        <w:spacing w:after="50"/>
-      </w:pPr>
-    </w:p>
-    <w:p>
-      <w:pPr>
-        <w:tabs>
-          <w:tab w:val="right" w:pos="10440"/>
-        </w:tabs>
-        <w:spacing w:before="100" w:after="18"/>
-      </w:pPr>
-      <w:proofErr w:type="spellStart"/>
-      <w:r>
-        <w:rPr>
-          <w:rFonts w:ascii="Calibri" w:eastAsia="Calibri" w:hAnsi="Calibri" w:cs="Calibri"/>
-          <w:b/>
-          <w:bCs/>
-          <w:color w:val="000000"/>
-        </w:rPr>
-        <w:t>Uptor</w:t>
-      </w:r>
-      <w:proofErr w:type="spellEnd"/>
-      <w:r>
-        <w:rPr>
-          <w:rFonts w:ascii="Calibri" w:eastAsia="Calibri" w:hAnsi="Calibri" w:cs="Calibri"/>
-          <w:b/>
-          <w:bCs/>
-          <w:color w:val="000000"/>
-        </w:rPr>
-        <w:t xml:space="preserve"> </w:t>
-      </w:r>
-      <w:r>
-        <w:rPr>
-          <w:rFonts w:ascii="Calibri" w:eastAsia="Calibri" w:hAnsi="Calibri" w:cs="Calibri"/>
-          <w:b/>
-          <w:bCs/>
-          <w:color w:val="000000"/>
-        </w:rPr>
-        <w:t>-</w:t>
-      </w:r>
-      <w:r>
-        <w:rPr>
-          <w:rFonts w:ascii="Calibri" w:eastAsia="Calibri" w:hAnsi="Calibri" w:cs="Calibri"/>
-          <w:b/>
-          <w:bCs/>
-          <w:color w:val="000000"/>
-        </w:rPr>
-        <w:t xml:space="preserve"> Uptime Monitoring Platform</w:t>
-      </w:r>
-      <w:r>
-        <w:rPr>
-          <w:rFonts w:ascii="Calibri" w:eastAsia="Calibri" w:hAnsi="Calibri" w:cs="Calibri"/>
-          <w:color w:val="666666"/>
-          <w:sz w:val="19"/>
-          <w:szCs w:val="19"/>
-        </w:rPr>
-        <w:t xml:space="preserve"> | </w:t>
-      </w:r>
+          <w:color w:val="555555"/>
+          <w:sz w:val="16"/>
+          <w:szCs w:val="16"/>
+        </w:rPr>
+        <w:t xml:space="preserve">TypeScript, Node.js, </w:t>
+      </w:r>
+      <w:proofErr w:type="spellStart"/>
       <w:r>
         <w:rPr>
           <w:rFonts w:ascii="Calibri" w:eastAsia="Calibri" w:hAnsi="Calibri" w:cs="Calibri"/>
           <w:i/>
           <w:iCs/>
-          <w:color w:val="333333"/>
-          <w:sz w:val="18"/>
-          <w:szCs w:val="18"/>
-        </w:rPr>
-        <w:t>TypeScript, Node.js, Express, MongoDB, REST APIs</w:t>
-      </w:r>
-      <w:r>
-        <w:rPr>
-          <w:rFonts w:ascii="Calibri" w:eastAsia="Calibri" w:hAnsi="Calibri" w:cs="Calibri"/>
-          <w:color w:val="333333"/>
-          <w:sz w:val="19"/>
-          <w:szCs w:val="19"/>
-        </w:rPr>
-        <w:tab/>
-      </w:r>
-      <w:r>
-        <w:rPr>
-          <w:rFonts w:ascii="Calibri" w:eastAsia="Calibri" w:hAnsi="Calibri" w:cs="Calibri"/>
-          <w:color w:val="666666"/>
-          <w:sz w:val="18"/>
-          <w:szCs w:val="18"/>
-        </w:rPr>
-        <w:t>Jan 2026 – Feb 2026</w:t>
-      </w:r>
-    </w:p>
-    <w:p>
-      <w:pPr>
-        <w:pStyle w:val="ListParagraph"/>
-        <w:numPr>
-          <w:ilvl w:val="0"/>
-          <w:numId w:val="2"/>
-        </w:numPr>
-        <w:spacing w:before="16" w:after="16"/>
-      </w:pPr>
-      <w:r>
-        <w:rPr>
-          <w:rFonts w:ascii="Calibri" w:eastAsia="Calibri" w:hAnsi="Calibri" w:cs="Calibri"/>
-          <w:color w:val="333333"/>
-          <w:sz w:val="18"/>
-          <w:szCs w:val="18"/>
-        </w:rPr>
-        <w:t>Designed REST APIs and background health check services with configurable intervals, alert logic, and incident logging</w:t>
-      </w:r>
-    </w:p>
-    <w:p>
-      <w:pPr>
-        <w:pStyle w:val="ListParagraph"/>
-        <w:numPr>
-          <w:ilvl w:val="0"/>
-          <w:numId w:val="2"/>
-        </w:numPr>
-        <w:spacing w:before="16" w:after="16"/>
-      </w:pPr>
-      <w:r>
-        <w:rPr>
-          <w:rFonts w:ascii="Calibri" w:eastAsia="Calibri" w:hAnsi="Calibri" w:cs="Calibri"/>
-          <w:color w:val="333333"/>
-          <w:sz w:val="18"/>
-          <w:szCs w:val="18"/>
-        </w:rPr>
-        <w:t xml:space="preserve">Implemented JWT auth, MongoDB persistence, and environment-based deployment </w:t>
-      </w:r>
-      <w:r>
-        <w:rPr>
-          <w:rFonts w:ascii="Calibri" w:eastAsia="Calibri" w:hAnsi="Calibri" w:cs="Calibri"/>
-          <w:color w:val="333333"/>
-          <w:sz w:val="18"/>
-          <w:szCs w:val="18"/>
-        </w:rPr>
-        <w:t>-</w:t>
-      </w:r>
-      <w:r>
-        <w:rPr>
-          <w:rFonts w:ascii="Calibri" w:eastAsia="Calibri" w:hAnsi="Calibri" w:cs="Calibri"/>
-          <w:color w:val="333333"/>
-          <w:sz w:val="18"/>
-          <w:szCs w:val="18"/>
-        </w:rPr>
-        <w:t xml:space="preserve"> delivered a complete working MVP</w:t>
-      </w:r>
-    </w:p>
-    <w:p>
-      <w:pPr>
-        <w:tabs>
-          <w:tab w:val="right" w:pos="10440"/>
-        </w:tabs>
-        <w:spacing w:before="100" w:after="18"/>
-      </w:pPr>
-      <w:r>
-        <w:rPr>
-          <w:rFonts w:ascii="Calibri" w:eastAsia="Calibri" w:hAnsi="Calibri" w:cs="Calibri"/>
-          <w:b/>
-          <w:bCs/>
-          <w:color w:val="000000"/>
-        </w:rPr>
-        <w:t xml:space="preserve">Job Scraper </w:t>
-      </w:r>
-      <w:r>
-        <w:rPr>
-          <w:rFonts w:ascii="Calibri" w:eastAsia="Calibri" w:hAnsi="Calibri" w:cs="Calibri"/>
-          <w:b/>
-          <w:bCs/>
-          <w:color w:val="000000"/>
-        </w:rPr>
-        <w:t>-</w:t>
-      </w:r>
-      <w:r>
-        <w:rPr>
-          <w:rFonts w:ascii="Calibri" w:eastAsia="Calibri" w:hAnsi="Calibri" w:cs="Calibri"/>
-          <w:b/>
-          <w:bCs/>
-          <w:color w:val="000000"/>
-        </w:rPr>
-        <w:t xml:space="preserve"> Automated Listing Pipeline</w:t>
-      </w:r>
-      <w:r>
-        <w:rPr>
-          <w:rFonts w:ascii="Calibri" w:eastAsia="Calibri" w:hAnsi="Calibri" w:cs="Calibri"/>
-          <w:color w:val="666666"/>
-          <w:sz w:val="19"/>
-          <w:szCs w:val="19"/>
-        </w:rPr>
-        <w:t xml:space="preserve"> | </w:t>
-      </w:r>
+          <w:color w:val="555555"/>
+          <w:sz w:val="16"/>
+          <w:szCs w:val="16"/>
+        </w:rPr>
+        <w:t>TurboRepo</w:t>
+      </w:r>
+      <w:proofErr w:type="spellEnd"/>
       <w:r>
         <w:rPr>
           <w:rFonts w:ascii="Calibri" w:eastAsia="Calibri" w:hAnsi="Calibri" w:cs="Calibri"/>
           <w:i/>
           <w:iCs/>
-          <w:color w:val="333333"/>
-          <w:sz w:val="18"/>
-          <w:szCs w:val="18"/>
-        </w:rPr>
-        <w:t xml:space="preserve">Python, Selenium, </w:t>
-      </w:r>
-      <w:proofErr w:type="spellStart"/>
+          <w:color w:val="555555"/>
+          <w:sz w:val="16"/>
+          <w:szCs w:val="16"/>
+        </w:rPr>
+        <w:t xml:space="preserve">, </w:t>
+      </w:r>
+      <w:proofErr w:type="gramStart"/>
       <w:r>
         <w:rPr>
           <w:rFonts w:ascii="Calibri" w:eastAsia="Calibri" w:hAnsi="Calibri" w:cs="Calibri"/>
           <w:i/>
           <w:iCs/>
-          <w:color w:val="333333"/>
-          <w:sz w:val="18"/>
-          <w:szCs w:val="18"/>
-        </w:rPr>
-        <w:t>BeautifulSoup</w:t>
-      </w:r>
-      <w:proofErr w:type="spellEnd"/>
+          <w:color w:val="555555"/>
+          <w:sz w:val="16"/>
+          <w:szCs w:val="16"/>
+        </w:rPr>
+        <w:t>Zod  |</w:t>
+      </w:r>
+      <w:proofErr w:type="gramEnd"/>
       <w:r>
         <w:rPr>
           <w:rFonts w:ascii="Calibri" w:eastAsia="Calibri" w:hAnsi="Calibri" w:cs="Calibri"/>
           <w:i/>
           <w:iCs/>
-          <w:color w:val="333333"/>
-          <w:sz w:val="18"/>
-          <w:szCs w:val="18"/>
-        </w:rPr>
-        <w:t>, Pandas</w:t>
-      </w:r>
-      <w:r>
-        <w:rPr>
-          <w:rFonts w:ascii="Calibri" w:eastAsia="Calibri" w:hAnsi="Calibri" w:cs="Calibri"/>
-          <w:color w:val="333333"/>
-          <w:sz w:val="19"/>
-          <w:szCs w:val="19"/>
-        </w:rPr>
-        <w:tab/>
-      </w:r>
-      <w:r>
-        <w:rPr>
-          <w:rFonts w:ascii="Calibri" w:eastAsia="Calibri" w:hAnsi="Calibri" w:cs="Calibri"/>
-          <w:color w:val="666666"/>
-          <w:sz w:val="18"/>
-          <w:szCs w:val="18"/>
-        </w:rPr>
-        <w:t>2025</w:t>
-      </w:r>
-    </w:p>
-    <w:p>
-      <w:pPr>
-        <w:pStyle w:val="ListParagraph"/>
-        <w:numPr>
-          <w:ilvl w:val="0"/>
-          <w:numId w:val="2"/>
-        </w:numPr>
-        <w:spacing w:before="16" w:after="16"/>
-      </w:pPr>
-      <w:r>
-        <w:rPr>
-          <w:rFonts w:ascii="Calibri" w:eastAsia="Calibri" w:hAnsi="Calibri" w:cs="Calibri"/>
-          <w:color w:val="333333"/>
-          <w:sz w:val="18"/>
-          <w:szCs w:val="18"/>
-        </w:rPr>
-        <w:t>End-to-end scraping pipeline filtering job listings by role, location, and experience; handles dynamic content and anti-bot patterns</w:t>
-      </w:r>
-    </w:p>
-    <w:p>
-      <w:pPr>
-        <w:pStyle w:val="ListParagraph"/>
-        <w:numPr>
-          <w:ilvl w:val="0"/>
-          <w:numId w:val="2"/>
-        </w:numPr>
-        <w:spacing w:before="16" w:after="16"/>
-      </w:pPr>
-      <w:r>
-        <w:rPr>
-          <w:rFonts w:ascii="Calibri" w:eastAsia="Calibri" w:hAnsi="Calibri" w:cs="Calibri"/>
-          <w:color w:val="333333"/>
-          <w:sz w:val="18"/>
-          <w:szCs w:val="18"/>
-        </w:rPr>
-        <w:t>Exported structured CSV output with title, company, required skills, and descriptions ready for analysis</w:t>
-      </w:r>
-    </w:p>
-    <w:p>
-      <w:pPr>
-        <w:tabs>
-          <w:tab w:val="right" w:pos="10440"/>
-        </w:tabs>
-        <w:spacing w:before="100" w:after="18"/>
-      </w:pPr>
-      <w:r>
-        <w:rPr>
-          <w:rFonts w:ascii="Calibri" w:eastAsia="Calibri" w:hAnsi="Calibri" w:cs="Calibri"/>
-          <w:b/>
-          <w:bCs/>
-          <w:color w:val="000000"/>
-        </w:rPr>
-        <w:t xml:space="preserve">Broken Links </w:t>
-      </w:r>
-      <w:proofErr w:type="gramStart"/>
-      <w:r>
-        <w:rPr>
-          <w:rFonts w:ascii="Calibri" w:eastAsia="Calibri" w:hAnsi="Calibri" w:cs="Calibri"/>
-          <w:b/>
-          <w:bCs/>
-          <w:color w:val="000000"/>
-        </w:rPr>
-        <w:t>Tester  +</w:t>
-      </w:r>
-      <w:proofErr w:type="gramEnd"/>
-      <w:r>
-        <w:rPr>
-          <w:rFonts w:ascii="Calibri" w:eastAsia="Calibri" w:hAnsi="Calibri" w:cs="Calibri"/>
-          <w:b/>
-          <w:bCs/>
-          <w:color w:val="000000"/>
-        </w:rPr>
-        <w:t xml:space="preserve">  Selenium Test Suite</w:t>
-      </w:r>
-      <w:r>
-        <w:rPr>
-          <w:rFonts w:ascii="Calibri" w:eastAsia="Calibri" w:hAnsi="Calibri" w:cs="Calibri"/>
-          <w:color w:val="666666"/>
-          <w:sz w:val="19"/>
-          <w:szCs w:val="19"/>
-        </w:rPr>
-        <w:t xml:space="preserve"> | </w:t>
-      </w:r>
+          <w:color w:val="555555"/>
+          <w:sz w:val="16"/>
+          <w:szCs w:val="16"/>
+        </w:rPr>
+        <w:t xml:space="preserve">  github.com/pyd-07/</w:t>
+      </w:r>
+      <w:proofErr w:type="spellStart"/>
       <w:r>
         <w:rPr>
           <w:rFonts w:ascii="Calibri" w:eastAsia="Calibri" w:hAnsi="Calibri" w:cs="Calibri"/>
           <w:i/>
           <w:iCs/>
-          <w:color w:val="333333"/>
-          <w:sz w:val="18"/>
-          <w:szCs w:val="18"/>
-        </w:rPr>
-        <w:t>Python, Selenium</w:t>
-      </w:r>
-      <w:r>
-        <w:rPr>
-          <w:rFonts w:ascii="Calibri" w:eastAsia="Calibri" w:hAnsi="Calibri" w:cs="Calibri"/>
-          <w:color w:val="333333"/>
-          <w:sz w:val="19"/>
-          <w:szCs w:val="19"/>
+          <w:color w:val="555555"/>
+          <w:sz w:val="16"/>
+          <w:szCs w:val="16"/>
+        </w:rPr>
+        <w:t>api</w:t>
+      </w:r>
+      <w:proofErr w:type="spellEnd"/>
+      <w:r>
+        <w:rPr>
+          <w:rFonts w:ascii="Calibri" w:eastAsia="Calibri" w:hAnsi="Calibri" w:cs="Calibri"/>
+          <w:i/>
+          <w:iCs/>
+          <w:color w:val="555555"/>
+          <w:sz w:val="16"/>
+          <w:szCs w:val="16"/>
+        </w:rPr>
+        <w:t>-test-suite</w:t>
+      </w:r>
+    </w:p>
+    <w:p>
+      <w:pPr>
+        <w:spacing w:after="18"/>
+        <w:ind w:left="320" w:hanging="160"/>
+      </w:pPr>
+      <w:r>
+        <w:rPr>
+          <w:rFonts w:ascii="Calibri" w:eastAsia="Calibri" w:hAnsi="Calibri" w:cs="Calibri"/>
+          <w:color w:val="1A1A2E"/>
+          <w:sz w:val="17"/>
+          <w:szCs w:val="17"/>
+        </w:rPr>
+        <w:t xml:space="preserve">•  </w:t>
+      </w:r>
+      <w:r>
+        <w:rPr>
+          <w:rFonts w:ascii="Calibri" w:eastAsia="Calibri" w:hAnsi="Calibri" w:cs="Calibri"/>
+          <w:color w:val="000000"/>
+          <w:sz w:val="17"/>
+          <w:szCs w:val="17"/>
+        </w:rPr>
+        <w:t xml:space="preserve">Developer tooling for CI pipelines: YAML-defined test suites with parallel execution, </w:t>
+      </w:r>
+      <w:proofErr w:type="spellStart"/>
+      <w:r>
+        <w:rPr>
+          <w:rFonts w:ascii="Calibri" w:eastAsia="Calibri" w:hAnsi="Calibri" w:cs="Calibri"/>
+          <w:color w:val="000000"/>
+          <w:sz w:val="17"/>
+          <w:szCs w:val="17"/>
+        </w:rPr>
+        <w:t>AbortSignal</w:t>
+      </w:r>
+      <w:proofErr w:type="spellEnd"/>
+      <w:r>
+        <w:rPr>
+          <w:rFonts w:ascii="Calibri" w:eastAsia="Calibri" w:hAnsi="Calibri" w:cs="Calibri"/>
+          <w:color w:val="000000"/>
+          <w:sz w:val="17"/>
+          <w:szCs w:val="17"/>
+        </w:rPr>
+        <w:t xml:space="preserve"> timeouts, deep response validation (status, body, performance thresholds), and structured JSON report generation.</w:t>
+      </w:r>
+    </w:p>
+    <w:p>
+      <w:pPr>
+        <w:tabs>
+          <w:tab w:val="right" w:pos="11088"/>
+        </w:tabs>
+        <w:spacing w:before="70" w:after="12"/>
+      </w:pPr>
+      <w:proofErr w:type="spellStart"/>
+      <w:r>
+        <w:rPr>
+          <w:rFonts w:ascii="Calibri" w:eastAsia="Calibri" w:hAnsi="Calibri" w:cs="Calibri"/>
+          <w:b/>
+          <w:bCs/>
+          <w:color w:val="000000"/>
+          <w:sz w:val="18"/>
+          <w:szCs w:val="18"/>
+        </w:rPr>
+        <w:t>Uptor</w:t>
+      </w:r>
+      <w:proofErr w:type="spellEnd"/>
+      <w:r>
+        <w:rPr>
+          <w:rFonts w:ascii="Calibri" w:eastAsia="Calibri" w:hAnsi="Calibri" w:cs="Calibri"/>
+          <w:b/>
+          <w:bCs/>
+          <w:color w:val="000000"/>
+          <w:sz w:val="18"/>
+          <w:szCs w:val="18"/>
+        </w:rPr>
+        <w:t xml:space="preserve"> </w:t>
+      </w:r>
+      <w:r>
+        <w:rPr>
+          <w:rFonts w:ascii="Calibri" w:eastAsia="Calibri" w:hAnsi="Calibri" w:cs="Calibri"/>
+          <w:b/>
+          <w:bCs/>
+          <w:color w:val="000000"/>
+          <w:sz w:val="18"/>
+          <w:szCs w:val="18"/>
+        </w:rPr>
+        <w:t>--</w:t>
+      </w:r>
+      <w:r>
+        <w:rPr>
+          <w:rFonts w:ascii="Calibri" w:eastAsia="Calibri" w:hAnsi="Calibri" w:cs="Calibri"/>
+          <w:b/>
+          <w:bCs/>
+          <w:color w:val="000000"/>
+          <w:sz w:val="18"/>
+          <w:szCs w:val="18"/>
+        </w:rPr>
+        <w:t xml:space="preserve"> Full-Stack Uptime Monitoring Platform</w:t>
+      </w:r>
+      <w:r>
+        <w:rPr>
+          <w:rFonts w:ascii="Calibri" w:eastAsia="Calibri" w:hAnsi="Calibri" w:cs="Calibri"/>
+          <w:sz w:val="18"/>
+          <w:szCs w:val="18"/>
         </w:rPr>
         <w:tab/>
       </w:r>
       <w:r>
         <w:rPr>
           <w:rFonts w:ascii="Calibri" w:eastAsia="Calibri" w:hAnsi="Calibri" w:cs="Calibri"/>
-          <w:color w:val="666666"/>
-          <w:sz w:val="18"/>
-          <w:szCs w:val="18"/>
-        </w:rPr>
-        <w:t>2025</w:t>
-      </w:r>
-    </w:p>
-    <w:p>
-      <w:pPr>
-        <w:pStyle w:val="ListParagraph"/>
-        <w:numPr>
-          <w:ilvl w:val="0"/>
-          <w:numId w:val="2"/>
-        </w:numPr>
-        <w:spacing w:before="16" w:after="16"/>
-      </w:pPr>
-      <w:r>
-        <w:rPr>
-          <w:rFonts w:ascii="Calibri" w:eastAsia="Calibri" w:hAnsi="Calibri" w:cs="Calibri"/>
-          <w:color w:val="333333"/>
-          <w:sz w:val="18"/>
-          <w:szCs w:val="18"/>
-        </w:rPr>
-        <w:t xml:space="preserve">Scalable link health checker and end-to-end test suite </w:t>
-      </w:r>
-      <w:r>
-        <w:rPr>
-          <w:rFonts w:ascii="Calibri" w:eastAsia="Calibri" w:hAnsi="Calibri" w:cs="Calibri"/>
-          <w:color w:val="333333"/>
-          <w:sz w:val="18"/>
-          <w:szCs w:val="18"/>
-        </w:rPr>
-        <w:t>-</w:t>
-      </w:r>
-      <w:r>
-        <w:rPr>
-          <w:rFonts w:ascii="Calibri" w:eastAsia="Calibri" w:hAnsi="Calibri" w:cs="Calibri"/>
-          <w:color w:val="333333"/>
-          <w:sz w:val="18"/>
-          <w:szCs w:val="18"/>
-        </w:rPr>
-        <w:t xml:space="preserve"> source at github.com/sudo-0-AM</w:t>
-      </w:r>
-    </w:p>
-    <w:p>
-      <w:pPr>
-        <w:spacing w:before="140" w:after="20"/>
-      </w:pPr>
-      <w:r>
-        <w:rPr>
-          <w:rFonts w:ascii="Calibri" w:eastAsia="Calibri" w:hAnsi="Calibri" w:cs="Calibri"/>
-          <w:b/>
-          <w:bCs/>
-          <w:caps/>
-          <w:color w:val="000000"/>
-          <w:sz w:val="21"/>
-          <w:szCs w:val="21"/>
-        </w:rPr>
-        <w:t>Skills</w:t>
-      </w:r>
-    </w:p>
+          <w:color w:val="555555"/>
+          <w:sz w:val="17"/>
+          <w:szCs w:val="17"/>
+        </w:rPr>
+        <w:t>2025 – 2026</w:t>
+      </w:r>
+    </w:p>
+    <w:p>
+      <w:pPr>
+        <w:spacing w:after="16"/>
+      </w:pPr>
+      <w:r>
+        <w:rPr>
+          <w:rFonts w:ascii="Calibri" w:eastAsia="Calibri" w:hAnsi="Calibri" w:cs="Calibri"/>
+          <w:i/>
+          <w:iCs/>
+          <w:color w:val="555555"/>
+          <w:sz w:val="16"/>
+          <w:szCs w:val="16"/>
+        </w:rPr>
+        <w:t xml:space="preserve">Node.js, Express, TypeScript, MongoDB, JWT, </w:t>
+      </w:r>
+      <w:proofErr w:type="gramStart"/>
+      <w:r>
+        <w:rPr>
+          <w:rFonts w:ascii="Calibri" w:eastAsia="Calibri" w:hAnsi="Calibri" w:cs="Calibri"/>
+          <w:i/>
+          <w:iCs/>
+          <w:color w:val="555555"/>
+          <w:sz w:val="16"/>
+          <w:szCs w:val="16"/>
+        </w:rPr>
+        <w:t>Next.js  |</w:t>
+      </w:r>
+      <w:proofErr w:type="gramEnd"/>
+      <w:r>
+        <w:rPr>
+          <w:rFonts w:ascii="Calibri" w:eastAsia="Calibri" w:hAnsi="Calibri" w:cs="Calibri"/>
+          <w:i/>
+          <w:iCs/>
+          <w:color w:val="555555"/>
+          <w:sz w:val="16"/>
+          <w:szCs w:val="16"/>
+        </w:rPr>
+        <w:t xml:space="preserve">  Live: </w:t>
+      </w:r>
+      <w:proofErr w:type="spellStart"/>
+      <w:r>
+        <w:rPr>
+          <w:rFonts w:ascii="Calibri" w:eastAsia="Calibri" w:hAnsi="Calibri" w:cs="Calibri"/>
+          <w:i/>
+          <w:iCs/>
+          <w:color w:val="555555"/>
+          <w:sz w:val="16"/>
+          <w:szCs w:val="16"/>
+        </w:rPr>
+        <w:t>Vercel</w:t>
+      </w:r>
+      <w:proofErr w:type="spellEnd"/>
+      <w:r>
+        <w:rPr>
+          <w:rFonts w:ascii="Calibri" w:eastAsia="Calibri" w:hAnsi="Calibri" w:cs="Calibri"/>
+          <w:i/>
+          <w:iCs/>
+          <w:color w:val="555555"/>
+          <w:sz w:val="16"/>
+          <w:szCs w:val="16"/>
+        </w:rPr>
+        <w:t xml:space="preserve"> + Render</w:t>
+      </w:r>
+    </w:p>
+    <w:p>
+      <w:pPr>
+        <w:spacing w:after="18"/>
+        <w:ind w:left="320" w:hanging="160"/>
+      </w:pPr>
+      <w:r>
+        <w:rPr>
+          <w:rFonts w:ascii="Calibri" w:eastAsia="Calibri" w:hAnsi="Calibri" w:cs="Calibri"/>
+          <w:color w:val="1A1A2E"/>
+          <w:sz w:val="17"/>
+          <w:szCs w:val="17"/>
+        </w:rPr>
+        <w:t xml:space="preserve">•  </w:t>
+      </w:r>
+      <w:r>
+        <w:rPr>
+          <w:rFonts w:ascii="Calibri" w:eastAsia="Calibri" w:hAnsi="Calibri" w:cs="Calibri"/>
+          <w:color w:val="000000"/>
+          <w:sz w:val="17"/>
+          <w:szCs w:val="17"/>
+        </w:rPr>
+        <w:t>REST APIs, background health-check workers, incident history, JWT auth, and a working live frontend; debugged and resolved a production cross-origin cookie issue from the split-domain deployment architecture.</w:t>
+      </w:r>
+    </w:p>
+    <w:p/>
     <w:p>
       <w:pPr>
         <w:pBdr>
-          <w:bottom w:val="single" w:sz="6" w:space="1" w:color="000000"/>
+          <w:bottom w:val="single" w:sz="6" w:space="1" w:color="1A1A2E"/>
         </w:pBdr>
-        <w:spacing w:after="50"/>
-      </w:pPr>
-    </w:p>
-    <w:p>
-      <w:pPr>
-        <w:spacing w:before="28" w:after="28"/>
-      </w:pPr>
-      <w:r>
-        <w:rPr>
-          <w:rFonts w:ascii="Calibri" w:eastAsia="Calibri" w:hAnsi="Calibri" w:cs="Calibri"/>
-          <w:b/>
-          <w:bCs/>
-          <w:color w:val="000000"/>
-          <w:sz w:val="19"/>
-          <w:szCs w:val="19"/>
+        <w:spacing w:after="26"/>
+      </w:pPr>
+      <w:r>
+        <w:rPr>
+          <w:rFonts w:ascii="Calibri" w:eastAsia="Calibri" w:hAnsi="Calibri" w:cs="Calibri"/>
+          <w:b/>
+          <w:bCs/>
+          <w:color w:val="1A1A2E"/>
+          <w:sz w:val="18"/>
+          <w:szCs w:val="18"/>
+        </w:rPr>
+        <w:t>SKILLS</w:t>
+      </w:r>
+    </w:p>
+    <w:p>
+      <w:pPr>
+        <w:spacing w:after="18"/>
+      </w:pPr>
+      <w:r>
+        <w:rPr>
+          <w:rFonts w:ascii="Calibri" w:eastAsia="Calibri" w:hAnsi="Calibri" w:cs="Calibri"/>
+          <w:b/>
+          <w:bCs/>
+          <w:color w:val="000000"/>
+          <w:sz w:val="17"/>
+          <w:szCs w:val="17"/>
         </w:rPr>
         <w:t xml:space="preserve">Languages: </w:t>
       </w:r>
       <w:r>
         <w:rPr>
           <w:rFonts w:ascii="Calibri" w:eastAsia="Calibri" w:hAnsi="Calibri" w:cs="Calibri"/>
-          <w:color w:val="333333"/>
-          <w:sz w:val="19"/>
-          <w:szCs w:val="19"/>
-        </w:rPr>
-        <w:t>Python, TypeScript, JavaScript</w:t>
-      </w:r>
-      <w:r>
-        <w:rPr>
-          <w:rFonts w:ascii="Calibri" w:eastAsia="Calibri" w:hAnsi="Calibri" w:cs="Calibri"/>
-          <w:color w:val="333333"/>
-          <w:sz w:val="19"/>
-          <w:szCs w:val="19"/>
-        </w:rPr>
-        <w:t xml:space="preserve"> </w:t>
-      </w:r>
-    </w:p>
-    <w:p>
-      <w:pPr>
-        <w:spacing w:before="28" w:after="28"/>
-      </w:pPr>
-      <w:r>
-        <w:rPr>
-          <w:rFonts w:ascii="Calibri" w:eastAsia="Calibri" w:hAnsi="Calibri" w:cs="Calibri"/>
-          <w:b/>
-          <w:bCs/>
-          <w:color w:val="000000"/>
-          <w:sz w:val="19"/>
-          <w:szCs w:val="19"/>
-        </w:rPr>
-        <w:t xml:space="preserve">Frameworks &amp; Tools: </w:t>
-      </w:r>
-      <w:r>
-        <w:rPr>
-          <w:rFonts w:ascii="Calibri" w:eastAsia="Calibri" w:hAnsi="Calibri" w:cs="Calibri"/>
-          <w:color w:val="333333"/>
-          <w:sz w:val="19"/>
-          <w:szCs w:val="19"/>
-        </w:rPr>
-        <w:t>Node.js, Express, REST APIs</w:t>
-      </w:r>
-      <w:r>
-        <w:rPr>
-          <w:rFonts w:ascii="Calibri" w:eastAsia="Calibri" w:hAnsi="Calibri" w:cs="Calibri"/>
-          <w:color w:val="333333"/>
-          <w:sz w:val="19"/>
-          <w:szCs w:val="19"/>
-        </w:rPr>
-        <w:t>, Git, Postman, Docker (basics)</w:t>
-      </w:r>
-    </w:p>
-    <w:p>
-      <w:pPr>
-        <w:spacing w:before="28" w:after="28"/>
-      </w:pPr>
-      <w:r>
-        <w:rPr>
-          <w:rFonts w:ascii="Calibri" w:eastAsia="Calibri" w:hAnsi="Calibri" w:cs="Calibri"/>
-          <w:b/>
-          <w:bCs/>
-          <w:color w:val="000000"/>
-          <w:sz w:val="19"/>
-          <w:szCs w:val="19"/>
-        </w:rPr>
-        <w:t xml:space="preserve">Databases: </w:t>
-      </w:r>
-      <w:r>
-        <w:rPr>
-          <w:rFonts w:ascii="Calibri" w:eastAsia="Calibri" w:hAnsi="Calibri" w:cs="Calibri"/>
-          <w:color w:val="333333"/>
-          <w:sz w:val="19"/>
-          <w:szCs w:val="19"/>
-        </w:rPr>
-        <w:t>MongoDB</w:t>
-      </w:r>
-    </w:p>
-    <w:p>
-      <w:pPr>
-        <w:spacing w:before="28" w:after="28"/>
-      </w:pPr>
-      <w:r>
-        <w:rPr>
-          <w:rFonts w:ascii="Calibri" w:eastAsia="Calibri" w:hAnsi="Calibri" w:cs="Calibri"/>
-          <w:b/>
-          <w:bCs/>
-          <w:color w:val="000000"/>
-          <w:sz w:val="19"/>
-          <w:szCs w:val="19"/>
-        </w:rPr>
-        <w:t xml:space="preserve">Automation: </w:t>
-      </w:r>
-      <w:r>
-        <w:rPr>
-          <w:rFonts w:ascii="Calibri" w:eastAsia="Calibri" w:hAnsi="Calibri" w:cs="Calibri"/>
-          <w:color w:val="333333"/>
-          <w:sz w:val="19"/>
-          <w:szCs w:val="19"/>
-        </w:rPr>
-        <w:t xml:space="preserve">Selenium, </w:t>
-      </w:r>
-      <w:proofErr w:type="spellStart"/>
-      <w:r>
-        <w:rPr>
-          <w:rFonts w:ascii="Calibri" w:eastAsia="Calibri" w:hAnsi="Calibri" w:cs="Calibri"/>
-          <w:color w:val="333333"/>
-          <w:sz w:val="19"/>
-          <w:szCs w:val="19"/>
+          <w:color w:val="000000"/>
+          <w:sz w:val="17"/>
+          <w:szCs w:val="17"/>
+        </w:rPr>
+        <w:t>TypeScript, JavaScript (ES6+), Go, Python</w:t>
+      </w:r>
+    </w:p>
+    <w:p>
+      <w:pPr>
+        <w:spacing w:after="18"/>
+      </w:pPr>
+      <w:r>
+        <w:rPr>
+          <w:rFonts w:ascii="Calibri" w:eastAsia="Calibri" w:hAnsi="Calibri" w:cs="Calibri"/>
+          <w:b/>
+          <w:bCs/>
+          <w:color w:val="000000"/>
+          <w:sz w:val="17"/>
+          <w:szCs w:val="17"/>
+        </w:rPr>
+        <w:t xml:space="preserve">Backend: </w:t>
+      </w:r>
+      <w:r>
+        <w:rPr>
+          <w:rFonts w:ascii="Calibri" w:eastAsia="Calibri" w:hAnsi="Calibri" w:cs="Calibri"/>
+          <w:color w:val="000000"/>
+          <w:sz w:val="17"/>
+          <w:szCs w:val="17"/>
+        </w:rPr>
+        <w:t>Node.js, Express.js, REST API Design, JWT Authentication, Background Workers</w:t>
+      </w:r>
+    </w:p>
+    <w:p>
+      <w:pPr>
+        <w:spacing w:after="18"/>
+      </w:pPr>
+      <w:r>
+        <w:rPr>
+          <w:rFonts w:ascii="Calibri" w:eastAsia="Calibri" w:hAnsi="Calibri" w:cs="Calibri"/>
+          <w:b/>
+          <w:bCs/>
+          <w:color w:val="000000"/>
+          <w:sz w:val="17"/>
+          <w:szCs w:val="17"/>
+        </w:rPr>
+        <w:t xml:space="preserve">Databases &amp; Cloud: </w:t>
+      </w:r>
+      <w:r>
+        <w:rPr>
+          <w:rFonts w:ascii="Calibri" w:eastAsia="Calibri" w:hAnsi="Calibri" w:cs="Calibri"/>
+          <w:color w:val="000000"/>
+          <w:sz w:val="17"/>
+          <w:szCs w:val="17"/>
+        </w:rPr>
+        <w:t>MongoDB, PostgreSQL, MySQL, Docker, Linux, Git, CI/CD</w:t>
+      </w:r>
+    </w:p>
+    <w:p>
+      <w:pPr>
+        <w:spacing w:after="18"/>
+      </w:pPr>
+      <w:r>
+        <w:rPr>
+          <w:rFonts w:ascii="Calibri" w:eastAsia="Calibri" w:hAnsi="Calibri" w:cs="Calibri"/>
+          <w:b/>
+          <w:bCs/>
+          <w:color w:val="000000"/>
+          <w:sz w:val="17"/>
+          <w:szCs w:val="17"/>
+        </w:rPr>
+        <w:t xml:space="preserve">Testing &amp; Tooling: </w:t>
+      </w:r>
+      <w:r>
+        <w:rPr>
+          <w:rFonts w:ascii="Calibri" w:eastAsia="Calibri" w:hAnsi="Calibri" w:cs="Calibri"/>
+          <w:color w:val="000000"/>
+          <w:sz w:val="17"/>
+          <w:szCs w:val="17"/>
+        </w:rPr>
+        <w:t xml:space="preserve">Postman, Zod, CLI Tools, Selenium, </w:t>
+      </w:r>
+      <w:proofErr w:type="spellStart"/>
+      <w:r>
+        <w:rPr>
+          <w:rFonts w:ascii="Calibri" w:eastAsia="Calibri" w:hAnsi="Calibri" w:cs="Calibri"/>
+          <w:color w:val="000000"/>
+          <w:sz w:val="17"/>
+          <w:szCs w:val="17"/>
         </w:rPr>
         <w:t>BeautifulSoup</w:t>
       </w:r>
       <w:proofErr w:type="spellEnd"/>
-      <w:r>
-        <w:rPr>
-          <w:rFonts w:ascii="Calibri" w:eastAsia="Calibri" w:hAnsi="Calibri" w:cs="Calibri"/>
-          <w:color w:val="333333"/>
-          <w:sz w:val="19"/>
-          <w:szCs w:val="19"/>
-        </w:rPr>
-        <w:t>, Pandas</w:t>
-      </w:r>
-    </w:p>
-    <w:p>
-      <w:pPr>
-        <w:spacing w:before="140" w:after="20"/>
-      </w:pPr>
-      <w:r>
-        <w:rPr>
-          <w:rFonts w:ascii="Calibri" w:eastAsia="Calibri" w:hAnsi="Calibri" w:cs="Calibri"/>
-          <w:b/>
-          <w:bCs/>
-          <w:caps/>
-          <w:color w:val="000000"/>
-          <w:sz w:val="21"/>
-          <w:szCs w:val="21"/>
-        </w:rPr>
-        <w:t>Positions of Responsibility</w:t>
-      </w:r>
-    </w:p>
+    </w:p>
+    <w:p>
+      <w:pPr>
+        <w:spacing w:after="18"/>
+      </w:pPr>
+      <w:r>
+        <w:rPr>
+          <w:rFonts w:ascii="Calibri" w:eastAsia="Calibri" w:hAnsi="Calibri" w:cs="Calibri"/>
+          <w:b/>
+          <w:bCs/>
+          <w:color w:val="000000"/>
+          <w:sz w:val="17"/>
+          <w:szCs w:val="17"/>
+        </w:rPr>
+        <w:t xml:space="preserve">Open Source: </w:t>
+      </w:r>
+      <w:proofErr w:type="spellStart"/>
+      <w:r>
+        <w:rPr>
+          <w:rFonts w:ascii="Calibri" w:eastAsia="Calibri" w:hAnsi="Calibri" w:cs="Calibri"/>
+          <w:color w:val="000000"/>
+          <w:sz w:val="17"/>
+          <w:szCs w:val="17"/>
+        </w:rPr>
+        <w:t>Kyverno</w:t>
+      </w:r>
+      <w:proofErr w:type="spellEnd"/>
+      <w:r>
+        <w:rPr>
+          <w:rFonts w:ascii="Calibri" w:eastAsia="Calibri" w:hAnsi="Calibri" w:cs="Calibri"/>
+          <w:color w:val="000000"/>
+          <w:sz w:val="17"/>
+          <w:szCs w:val="17"/>
+        </w:rPr>
+        <w:t xml:space="preserve"> (CNCF), Go, Kubernetes Admission Controllers, CEL (Common Expression Language), </w:t>
+      </w:r>
+      <w:proofErr w:type="spellStart"/>
+      <w:r>
+        <w:rPr>
+          <w:rFonts w:ascii="Calibri" w:eastAsia="Calibri" w:hAnsi="Calibri" w:cs="Calibri"/>
+          <w:color w:val="000000"/>
+          <w:sz w:val="17"/>
+          <w:szCs w:val="17"/>
+        </w:rPr>
+        <w:t>PolicyReports</w:t>
+      </w:r>
+      <w:proofErr w:type="spellEnd"/>
+      <w:r>
+        <w:rPr>
+          <w:rFonts w:ascii="Calibri" w:eastAsia="Calibri" w:hAnsi="Calibri" w:cs="Calibri"/>
+          <w:color w:val="000000"/>
+          <w:sz w:val="17"/>
+          <w:szCs w:val="17"/>
+        </w:rPr>
+        <w:t>, Chainsaw, Code Review</w:t>
+      </w:r>
+    </w:p>
+    <w:p/>
     <w:p>
       <w:pPr>
         <w:pBdr>
-          <w:bottom w:val="single" w:sz="6" w:space="1" w:color="000000"/>
+          <w:bottom w:val="single" w:sz="6" w:space="1" w:color="1A1A2E"/>
         </w:pBdr>
-        <w:spacing w:after="50"/>
-      </w:pPr>
-    </w:p>
-    <w:p>
-      <w:pPr>
-        <w:spacing w:before="40" w:after="14"/>
-      </w:pPr>
-      <w:r>
-        <w:rPr>
-          <w:rFonts w:ascii="Calibri" w:eastAsia="Calibri" w:hAnsi="Calibri" w:cs="Calibri"/>
-          <w:b/>
-          <w:bCs/>
-          <w:color w:val="000000"/>
-        </w:rPr>
-        <w:t xml:space="preserve">Active Member, GDG on Campus </w:t>
-      </w:r>
-      <w:r>
-        <w:rPr>
-          <w:rFonts w:ascii="Calibri" w:eastAsia="Calibri" w:hAnsi="Calibri" w:cs="Calibri"/>
-          <w:b/>
-          <w:bCs/>
-          <w:color w:val="000000"/>
-        </w:rPr>
-        <w:t>-</w:t>
-      </w:r>
-      <w:r>
-        <w:rPr>
-          <w:rFonts w:ascii="Calibri" w:eastAsia="Calibri" w:hAnsi="Calibri" w:cs="Calibri"/>
-          <w:b/>
-          <w:bCs/>
-          <w:color w:val="000000"/>
-        </w:rPr>
-        <w:t xml:space="preserve"> KNIT </w:t>
-      </w:r>
+        <w:spacing w:after="26"/>
+      </w:pPr>
+      <w:r>
+        <w:rPr>
+          <w:rFonts w:ascii="Calibri" w:eastAsia="Calibri" w:hAnsi="Calibri" w:cs="Calibri"/>
+          <w:b/>
+          <w:bCs/>
+          <w:color w:val="1A1A2E"/>
+          <w:sz w:val="18"/>
+          <w:szCs w:val="18"/>
+        </w:rPr>
+        <w:t>EDUCATION</w:t>
+      </w:r>
+    </w:p>
+    <w:p>
+      <w:pPr>
+        <w:tabs>
+          <w:tab w:val="right" w:pos="11088"/>
+        </w:tabs>
+        <w:spacing w:before="70" w:after="12"/>
+      </w:pPr>
+      <w:r>
+        <w:rPr>
+          <w:rFonts w:ascii="Calibri" w:eastAsia="Calibri" w:hAnsi="Calibri" w:cs="Calibri"/>
+          <w:b/>
+          <w:bCs/>
+          <w:color w:val="000000"/>
+          <w:sz w:val="18"/>
+          <w:szCs w:val="18"/>
+        </w:rPr>
+        <w:t>Kamla Nehru Institute of Technology, Sultanpur</w:t>
+      </w:r>
+      <w:r>
+        <w:rPr>
+          <w:rFonts w:ascii="Calibri" w:eastAsia="Calibri" w:hAnsi="Calibri" w:cs="Calibri"/>
+          <w:sz w:val="18"/>
+          <w:szCs w:val="18"/>
+        </w:rPr>
+        <w:tab/>
+      </w:r>
+      <w:r>
+        <w:rPr>
+          <w:rFonts w:ascii="Calibri" w:eastAsia="Calibri" w:hAnsi="Calibri" w:cs="Calibri"/>
+          <w:color w:val="555555"/>
+          <w:sz w:val="17"/>
+          <w:szCs w:val="17"/>
+        </w:rPr>
+        <w:t>2024 – 2028</w:t>
+      </w:r>
+    </w:p>
+    <w:p>
+      <w:pPr>
+        <w:spacing w:after="16"/>
+      </w:pPr>
+      <w:proofErr w:type="spellStart"/>
       <w:proofErr w:type="gramStart"/>
       <w:r>
         <w:rPr>
           <w:rFonts w:ascii="Calibri" w:eastAsia="Calibri" w:hAnsi="Calibri" w:cs="Calibri"/>
-          <w:b/>
-          <w:bCs/>
-          <w:color w:val="000000"/>
-        </w:rPr>
-        <w:t>Sultanpur</w:t>
-      </w:r>
-      <w:r>
-        <w:rPr>
-          <w:rFonts w:ascii="Calibri" w:eastAsia="Calibri" w:hAnsi="Calibri" w:cs="Calibri"/>
-          <w:color w:val="666666"/>
-          <w:sz w:val="18"/>
-          <w:szCs w:val="18"/>
-        </w:rPr>
-        <w:t xml:space="preserve">  |</w:t>
-      </w:r>
+          <w:i/>
+          <w:iCs/>
+          <w:color w:val="555555"/>
+          <w:sz w:val="16"/>
+          <w:szCs w:val="16"/>
+        </w:rPr>
+        <w:t>B.Tech</w:t>
+      </w:r>
+      <w:proofErr w:type="spellEnd"/>
       <w:proofErr w:type="gramEnd"/>
       <w:r>
         <w:rPr>
           <w:rFonts w:ascii="Calibri" w:eastAsia="Calibri" w:hAnsi="Calibri" w:cs="Calibri"/>
-          <w:color w:val="666666"/>
-          <w:sz w:val="18"/>
-          <w:szCs w:val="18"/>
-        </w:rPr>
-        <w:t xml:space="preserve">  Sep 2025 – Present</w:t>
-      </w:r>
-    </w:p>
-    <w:p>
-      <w:pPr>
-        <w:pStyle w:val="ListParagraph"/>
-        <w:numPr>
-          <w:ilvl w:val="0"/>
-          <w:numId w:val="2"/>
-        </w:numPr>
-        <w:spacing w:before="16" w:after="16"/>
-      </w:pPr>
-      <w:r>
-        <w:rPr>
-          <w:rFonts w:ascii="Calibri" w:eastAsia="Calibri" w:hAnsi="Calibri" w:cs="Calibri"/>
-          <w:color w:val="333333"/>
-          <w:sz w:val="18"/>
-          <w:szCs w:val="18"/>
-        </w:rPr>
-        <w:t>Contributing to</w:t>
-      </w:r>
-      <w:r>
-        <w:rPr>
-          <w:rFonts w:ascii="Calibri" w:eastAsia="Calibri" w:hAnsi="Calibri" w:cs="Calibri"/>
-          <w:color w:val="333333"/>
-          <w:sz w:val="18"/>
-          <w:szCs w:val="18"/>
-        </w:rPr>
-        <w:t xml:space="preserve"> learning initiatives and community technical events within the Google Developer Group ecosystem</w:t>
-      </w:r>
-    </w:p>
-    <w:p>
-      <w:pPr>
-        <w:spacing w:before="140" w:after="20"/>
-      </w:pPr>
-      <w:r>
-        <w:rPr>
-          <w:rFonts w:ascii="Calibri" w:eastAsia="Calibri" w:hAnsi="Calibri" w:cs="Calibri"/>
-          <w:b/>
-          <w:bCs/>
-          <w:caps/>
-          <w:color w:val="000000"/>
-          <w:sz w:val="21"/>
-          <w:szCs w:val="21"/>
-        </w:rPr>
-        <w:t>Achievements</w:t>
-      </w:r>
-    </w:p>
-    <w:p>
-      <w:pPr>
-        <w:pBdr>
-          <w:bottom w:val="single" w:sz="6" w:space="1" w:color="000000"/>
-        </w:pBdr>
-        <w:spacing w:after="50"/>
-      </w:pPr>
-    </w:p>
-    <w:p>
-      <w:pPr>
-        <w:pStyle w:val="ListParagraph"/>
-        <w:numPr>
-          <w:ilvl w:val="0"/>
-          <w:numId w:val="2"/>
-        </w:numPr>
-        <w:spacing w:before="16" w:after="16"/>
-      </w:pPr>
-      <w:proofErr w:type="spellStart"/>
-      <w:r>
-        <w:rPr>
-          <w:rFonts w:ascii="Calibri" w:eastAsia="Calibri" w:hAnsi="Calibri" w:cs="Calibri"/>
-          <w:b/>
-          <w:bCs/>
-          <w:color w:val="000000"/>
-          <w:sz w:val="18"/>
-          <w:szCs w:val="18"/>
+          <w:i/>
+          <w:iCs/>
+          <w:color w:val="555555"/>
+          <w:sz w:val="16"/>
+          <w:szCs w:val="16"/>
+        </w:rPr>
+        <w:t xml:space="preserve">, Electronics &amp; Communications </w:t>
+      </w:r>
+      <w:proofErr w:type="gramStart"/>
+      <w:r>
+        <w:rPr>
+          <w:rFonts w:ascii="Calibri" w:eastAsia="Calibri" w:hAnsi="Calibri" w:cs="Calibri"/>
+          <w:i/>
+          <w:iCs/>
+          <w:color w:val="555555"/>
+          <w:sz w:val="16"/>
+          <w:szCs w:val="16"/>
+        </w:rPr>
+        <w:t>Engineering  |</w:t>
+      </w:r>
+      <w:proofErr w:type="gramEnd"/>
+      <w:r>
+        <w:rPr>
+          <w:rFonts w:ascii="Calibri" w:eastAsia="Calibri" w:hAnsi="Calibri" w:cs="Calibri"/>
+          <w:i/>
+          <w:iCs/>
+          <w:color w:val="555555"/>
+          <w:sz w:val="16"/>
+          <w:szCs w:val="16"/>
+        </w:rPr>
+        <w:t xml:space="preserve">  T&amp;P </w:t>
+      </w:r>
+      <w:proofErr w:type="gramStart"/>
+      <w:r>
+        <w:rPr>
+          <w:rFonts w:ascii="Calibri" w:eastAsia="Calibri" w:hAnsi="Calibri" w:cs="Calibri"/>
+          <w:i/>
+          <w:iCs/>
+          <w:color w:val="555555"/>
+          <w:sz w:val="16"/>
+          <w:szCs w:val="16"/>
+        </w:rPr>
+        <w:t>Rep  |</w:t>
+      </w:r>
+      <w:proofErr w:type="gramEnd"/>
+      <w:r>
+        <w:rPr>
+          <w:rFonts w:ascii="Calibri" w:eastAsia="Calibri" w:hAnsi="Calibri" w:cs="Calibri"/>
+          <w:i/>
+          <w:iCs/>
+          <w:color w:val="555555"/>
+          <w:sz w:val="16"/>
+          <w:szCs w:val="16"/>
+        </w:rPr>
+        <w:t xml:space="preserve">  GDG on Campus</w:t>
+      </w:r>
+    </w:p>
+    <w:p>
+      <w:proofErr w:type="spellStart"/>
+      <w:r>
+        <w:rPr>
+          <w:rFonts w:ascii="Calibri" w:eastAsia="Calibri" w:hAnsi="Calibri" w:cs="Calibri"/>
+          <w:i/>
+          <w:iCs/>
+          <w:color w:val="555555"/>
+          <w:sz w:val="16"/>
+          <w:szCs w:val="16"/>
         </w:rPr>
         <w:t>WorldQuant</w:t>
       </w:r>
@@ -1082,27 +2289,64 @@
       <w:r>
         <w:rPr>
           <w:rFonts w:ascii="Calibri" w:eastAsia="Calibri" w:hAnsi="Calibri" w:cs="Calibri"/>
-          <w:b/>
-          <w:bCs/>
-          <w:color w:val="000000"/>
-          <w:sz w:val="18"/>
-          <w:szCs w:val="18"/>
-        </w:rPr>
-        <w:t xml:space="preserve"> Applied Data Science Lab: </w:t>
-      </w:r>
-      <w:r>
-        <w:rPr>
-          <w:rFonts w:ascii="Calibri" w:eastAsia="Calibri" w:hAnsi="Calibri" w:cs="Calibri"/>
-          <w:color w:val="333333"/>
-          <w:sz w:val="18"/>
-          <w:szCs w:val="18"/>
-        </w:rPr>
-        <w:t>Enrolled in a selective, project-based data science program with real-world datasets and model implementation</w:t>
+          <w:i/>
+          <w:iCs/>
+          <w:color w:val="555555"/>
+          <w:sz w:val="16"/>
+          <w:szCs w:val="16"/>
+        </w:rPr>
+        <w:t xml:space="preserve"> University </w:t>
+      </w:r>
+      <w:r>
+        <w:rPr>
+          <w:rFonts w:ascii="Calibri" w:eastAsia="Calibri" w:hAnsi="Calibri" w:cs="Calibri"/>
+          <w:i/>
+          <w:iCs/>
+          <w:color w:val="555555"/>
+          <w:sz w:val="16"/>
+          <w:szCs w:val="16"/>
+        </w:rPr>
+        <w:t>--</w:t>
+      </w:r>
+      <w:r>
+        <w:rPr>
+          <w:rFonts w:ascii="Calibri" w:eastAsia="Calibri" w:hAnsi="Calibri" w:cs="Calibri"/>
+          <w:i/>
+          <w:iCs/>
+          <w:color w:val="555555"/>
+          <w:sz w:val="16"/>
+          <w:szCs w:val="16"/>
+        </w:rPr>
+        <w:t xml:space="preserve"> Applied Data Science Lab (Ongoing): EDA, statistical </w:t>
+      </w:r>
+      <w:proofErr w:type="spellStart"/>
+      <w:r>
+        <w:rPr>
+          <w:rFonts w:ascii="Calibri" w:eastAsia="Calibri" w:hAnsi="Calibri" w:cs="Calibri"/>
+          <w:i/>
+          <w:iCs/>
+          <w:color w:val="555555"/>
+          <w:sz w:val="16"/>
+          <w:szCs w:val="16"/>
+        </w:rPr>
+        <w:t>modeling</w:t>
+      </w:r>
+      <w:proofErr w:type="spellEnd"/>
+      <w:r>
+        <w:rPr>
+          <w:rFonts w:ascii="Calibri" w:eastAsia="Calibri" w:hAnsi="Calibri" w:cs="Calibri"/>
+          <w:i/>
+          <w:iCs/>
+          <w:color w:val="555555"/>
+          <w:sz w:val="16"/>
+          <w:szCs w:val="16"/>
+        </w:rPr>
+        <w:t>, model implementation</w:t>
       </w:r>
     </w:p>
     <w:sectPr>
       <w:pgSz w:w="12240" w:h="15840"/>
-      <w:pgMar w:top="900" w:right="900" w:bottom="900" w:left="900" w:header="708" w:footer="708" w:gutter="0"/>
+      <w:pgMar w:top="576" w:right="576" w:bottom="576" w:left="576" w:header="708" w:footer="708" w:gutter="0"/>
       <w:cols w:space="720"/>
       <w:docGrid w:linePitch="360"/>
     </w:sectPr>
@@ -1111,12 +2355,12 @@
 </file>
 
 <file path=word/numbering.xml><?xml version="1.0" encoding="utf-8"?>
-<w:numbering xmlns:wpc="http://schemas.microsoft.com/office/word/2010/wordprocessingCanvas" xmlns:cx="http://schemas.microsoft.com/office/drawing/2014/chartex" xmlns:cx1="http://schemas.microsoft.com/office/drawing/2015/9/8/chartex" xmlns:cx2="http://schemas.microsoft.com/office/drawing/2015/10/21/chartex" xmlns:cx3="http://schemas.microsoft.com/office/drawing/2016/5/9/chartex" xmlns:cx4="http://schemas.microsoft.com/office/drawing/2016/5/10/chartex" xmlns:cx5="http://schemas.microsoft.com/office/drawing/2016/5/11/chartex" xmlns:cx6="http://schemas.microsoft.com/office/drawing/2016/5/12/chartex" xmlns:cx7="http://schemas.microsoft.com/office/drawing/2016/5/13/chartex" xmlns:cx8="http://schemas.microsoft.com/office/drawing/2016/5/14/chartex" xmlns:mc="http://schemas.openxmlformats.org/markup-compatibility/2006" xmlns:aink="http://schemas.microsoft.com/office/drawing/2016/ink" xmlns:am3d="http://schemas.microsoft.com/office/drawing/2017/model3d" xmlns:o="urn:schemas-microsoft-com:office:office" xmlns:oel="http://schemas.microsoft.com/office/2019/extlst" xmlns:r="http://schemas.openxmlformats.org/officeDocument/2006/relationships" xmlns:m="http://schemas.openxmlformats.org/officeDocument/2006/math" xmlns:v="urn:schemas-microsoft-com:vml" xmlns:wp14="http://schemas.microsoft.com/office/word/2010/wordprocessingDrawing" xmlns:wp="http://schemas.openxmlformats.org/drawingml/2006/wordprocessingDrawing" xmlns:w10="urn:schemas-microsoft-com:office:word" xmlns:w="http://schemas.openxmlformats.org/wordprocessingml/2006/main" xmlns:w14="http://schemas.microsoft.com/office/word/2010/wordml" xmlns:w15="http://schemas.microsoft.com/office/word/2012/wordml" xmlns:w16cex="http://schemas.microsoft.com/office/word/2018/wordml/cex" xmlns:w16cid="http://schemas.microsoft.com/office/word/2016/wordml/cid" xmlns:w16="http://schemas.microsoft.com/office/word/2018/wordml" xmlns:w16du="http://schemas.microsoft.com/office/word/2023/wordml/word16du" xmlns:w16sdtdh="http://schemas.microsoft.com/office/word/2020/wordml/sdtdatahash" xmlns:w16sdtfl="http://schemas.microsoft.com/office/word/2024/wordml/sdtformatlock" xmlns:w16se="http://schemas.microsoft.com/office/word/2015/wordml/symex" xmlns:wpg="http://schemas.microsoft.com/office/word/2010/wordprocessingGroup" xmlns:wpi="http://schemas.microsoft.com/office/word/2010/wordprocessingInk" xmlns:wne="http://schemas.microsoft.com/office/word/2006/wordml" xmlns:wps="http://schemas.microsoft.com/office/word/2010/wordprocessingShape" mc:Ignorable="w14 w15 w16se w16cid w16 w16cex w16sdtdh w16sdtfl w16du wp14">
+<w:numbering xmlns:wpc="http://schemas.microsoft.com/office/word/2010/wordprocessingCanvas" xmlns:cx="http://schemas.microsoft.com/office/drawing/2014/chartex" xmlns:cx1="http://schemas.microsoft.com/office/drawing/2015/9/8/chartex" xmlns:cx2="http://schemas.microsoft.com/office/drawing/2015/10/21/chartex" xmlns:cx3="http://schemas.microsoft.com/office/drawing/2016/5/9/chartex" xmlns:cx4="http://schemas.microsoft.com/office/drawing/2016/5/10/chartex" xmlns:cx5="http://schemas.microsoft.com/office/drawing/2016/5/11/chartex" xmlns:cx6="http://schemas.microsoft.com/office/drawing/2016/5/12/chartex" xmlns:cx7="http://schemas.microsoft.com/office/drawing/2016/5/13/chartex" xmlns:cx8="http://schemas.microsoft.com/office/drawing/2016/5/14/chartex" xmlns:mc="http://schemas.openxmlformats.org/markup-compatibility/2006" xmlns:aink="http://schemas.microsoft.com/office/drawing/2016/ink" xmlns:am3d="http://schemas.microsoft.com/office/drawing/2017/model3d" xmlns:o="urn:schemas-microsoft-com:office:office" xmlns:oel="http://schemas.microsoft.com/office/2019/extlst" xmlns:r="http://schemas.openxmlformats.org/officeDocument/2006/relationships" xmlns:m="http://schemas.openxmlformats.org/officeDocument/2006/math" xmlns:v="urn:schemas-microsoft-com:vml" xmlns:wp14="http://schemas.microsoft.com/office/word/2010/wordprocessingDrawing" xmlns:wp="http://schemas.openxmlformats.org/drawingml/2006/wordprocessingDrawing" xmlns:w10="urn:schemas-microsoft-com:office:word" xmlns:w="http://schemas.openxmlformats.org/wordprocessingml/2006/main" xmlns:w14="http://schemas.microsoft.com/office/word/2010/wordml" xmlns:w15="http://schemas.microsoft.com/office/word/2012/wordml" xmlns:w16cei="http://schemas.microsoft.com/office/word/2026/wordml/cei" xmlns:w16cex="http://schemas.microsoft.com/office/word/2018/wordml/cex" xmlns:w16cid="http://schemas.microsoft.com/office/word/2016/wordml/cid" xmlns:w16="http://schemas.microsoft.com/office/word/2018/wordml" xmlns:w16du="http://schemas.microsoft.com/office/word/2023/wordml/word16du" xmlns:w16sdtdh="http://schemas.microsoft.com/office/word/2020/wordml/sdtdatahash" xmlns:w16sdtfl="http://schemas.microsoft.com/office/word/2024/wordml/sdtformatlock" xmlns:w16se="http://schemas.microsoft.com/office/word/2015/wordml/symex" xmlns:wpg="http://schemas.microsoft.com/office/word/2010/wordprocessingGroup" xmlns:wpi="http://schemas.microsoft.com/office/word/2010/wordprocessingInk" xmlns:wne="http://schemas.microsoft.com/office/word/2006/wordml" xmlns:wps="http://schemas.microsoft.com/office/word/2010/wordprocessingShape" mc:Ignorable="w14 w15 w16se w16cid w16 w16cex w16sdtdh w16sdtfl w16du wp14">
   <w:abstractNum w:abstractNumId="0" w15:restartNumberingAfterBreak="0">
-    <w:nsid w:val="3EB3156D"/>
+    <w:nsid w:val="3D48362E"/>
     <w:multiLevelType w:val="hybridMultilevel"/>
-    <w:tmpl w:val="194AA4FA"/>
-    <w:lvl w:ilvl="0" w:tplc="8B385568">
+    <w:tmpl w:val="450C6D26"/>
+    <w:lvl w:ilvl="0" w:tplc="AA980BF2">
       <w:start w:val="1"/>
       <w:numFmt w:val="bullet"/>
       <w:lvlText w:val="●"/>
@@ -1125,7 +2369,7 @@
         <w:ind w:left="720" w:hanging="360"/>
       </w:pPr>
     </w:lvl>
-    <w:lvl w:ilvl="1" w:tplc="F3BAA9C6">
+    <w:lvl w:ilvl="1" w:tplc="941A27C4">
       <w:start w:val="1"/>
       <w:numFmt w:val="bullet"/>
       <w:lvlText w:val="○"/>
@@ -1134,7 +2378,7 @@
         <w:ind w:left="1440" w:hanging="360"/>
       </w:pPr>
     </w:lvl>
-    <w:lvl w:ilvl="2" w:tplc="A162D474">
+    <w:lvl w:ilvl="2" w:tplc="13BA409A">
       <w:start w:val="1"/>
       <w:numFmt w:val="bullet"/>
       <w:lvlText w:val="■"/>
@@ -1143,7 +2387,7 @@
         <w:ind w:left="2160" w:hanging="360"/>
       </w:pPr>
     </w:lvl>
-    <w:lvl w:ilvl="3" w:tplc="F5DA2D7E">
+    <w:lvl w:ilvl="3" w:tplc="C602F5E6">
       <w:start w:val="1"/>
       <w:numFmt w:val="bullet"/>
       <w:lvlText w:val="●"/>
@@ -1152,7 +2396,7 @@
         <w:ind w:left="2880" w:hanging="360"/>
       </w:pPr>
     </w:lvl>
-    <w:lvl w:ilvl="4" w:tplc="AACA9BE4">
+    <w:lvl w:ilvl="4" w:tplc="0D0A8A76">
       <w:start w:val="1"/>
       <w:numFmt w:val="bullet"/>
       <w:lvlText w:val="○"/>
@@ -1161,7 +2405,7 @@
         <w:ind w:left="3600" w:hanging="360"/>
       </w:pPr>
     </w:lvl>
-    <w:lvl w:ilvl="5" w:tplc="0AE68A44">
+    <w:lvl w:ilvl="5" w:tplc="3620C5AC">
       <w:start w:val="1"/>
       <w:numFmt w:val="bullet"/>
       <w:lvlText w:val="■"/>
@@ -1170,7 +2414,7 @@
         <w:ind w:left="4320" w:hanging="360"/>
       </w:pPr>
     </w:lvl>
-    <w:lvl w:ilvl="6" w:tplc="D9BA4A9C">
+    <w:lvl w:ilvl="6" w:tplc="C9265584">
       <w:start w:val="1"/>
       <w:numFmt w:val="bullet"/>
       <w:lvlText w:val="●"/>
@@ -1179,7 +2423,7 @@
         <w:ind w:left="5040" w:hanging="360"/>
       </w:pPr>
     </w:lvl>
-    <w:lvl w:ilvl="7" w:tplc="A66E4BEC">
+    <w:lvl w:ilvl="7" w:tplc="36FE0F22">
       <w:start w:val="1"/>
       <w:numFmt w:val="bullet"/>
       <w:lvlText w:val="●"/>
@@ -1188,7 +2432,7 @@
         <w:ind w:left="5760" w:hanging="360"/>
       </w:pPr>
     </w:lvl>
-    <w:lvl w:ilvl="8" w:tplc="07C0910C">
+    <w:lvl w:ilvl="8" w:tplc="E5B60758">
       <w:start w:val="1"/>
       <w:numFmt w:val="bullet"/>
       <w:lvlText w:val="●"/>
@@ -1198,68 +2442,8 @@
       </w:pPr>
     </w:lvl>
   </w:abstractNum>
-  <w:abstractNum w:abstractNumId="1" w15:restartNumberingAfterBreak="0">
-    <w:nsid w:val="4CDF4E5B"/>
-    <w:multiLevelType w:val="hybridMultilevel"/>
-    <w:tmpl w:val="80F82794"/>
-    <w:lvl w:ilvl="0" w:tplc="9E3A97D2">
-      <w:start w:val="1"/>
-      <w:numFmt w:val="bullet"/>
-      <w:lvlText w:val="∗"/>
-      <w:lvlJc w:val="left"/>
-      <w:pPr>
-        <w:ind w:left="360" w:hanging="240"/>
-      </w:pPr>
-    </w:lvl>
-    <w:lvl w:ilvl="1" w:tplc="CCA685FE">
-      <w:numFmt w:val="decimal"/>
-      <w:lvlText w:val=""/>
-      <w:lvlJc w:val="left"/>
-    </w:lvl>
-    <w:lvl w:ilvl="2" w:tplc="C860C448">
-      <w:numFmt w:val="decimal"/>
-      <w:lvlText w:val=""/>
-      <w:lvlJc w:val="left"/>
-    </w:lvl>
-    <w:lvl w:ilvl="3" w:tplc="7E666CCC">
-      <w:numFmt w:val="decimal"/>
-      <w:lvlText w:val=""/>
-      <w:lvlJc w:val="left"/>
-    </w:lvl>
-    <w:lvl w:ilvl="4" w:tplc="2C869D86">
-      <w:numFmt w:val="decimal"/>
-      <w:lvlText w:val=""/>
-      <w:lvlJc w:val="left"/>
-    </w:lvl>
-    <w:lvl w:ilvl="5" w:tplc="8F486072">
-      <w:numFmt w:val="decimal"/>
-      <w:lvlText w:val=""/>
-      <w:lvlJc w:val="left"/>
-    </w:lvl>
-    <w:lvl w:ilvl="6" w:tplc="7668F9DC">
-      <w:numFmt w:val="decimal"/>
-      <w:lvlText w:val=""/>
-      <w:lvlJc w:val="left"/>
-    </w:lvl>
-    <w:lvl w:ilvl="7" w:tplc="FCF881D0">
-      <w:numFmt w:val="decimal"/>
-      <w:lvlText w:val=""/>
-      <w:lvlJc w:val="left"/>
-    </w:lvl>
-    <w:lvl w:ilvl="8" w:tplc="A740AFE6">
-      <w:numFmt w:val="decimal"/>
-      <w:lvlText w:val=""/>
-      <w:lvlJc w:val="left"/>
-    </w:lvl>
-  </w:abstractNum>
-  <w:num w:numId="1" w16cid:durableId="812647937">
+  <w:num w:numId="1" w16cid:durableId="602155955">
     <w:abstractNumId w:val="0"/>
-    <w:lvlOverride w:ilvl="0">
-      <w:startOverride w:val="1"/>
-    </w:lvlOverride>
-  </w:num>
-  <w:num w:numId="2" w16cid:durableId="51971290">
-    <w:abstractNumId w:val="1"/>
     <w:lvlOverride w:ilvl="0">
       <w:startOverride w:val="1"/>
     </w:lvlOverride>
@@ -1747,7 +2931,6 @@
   <w:style w:type="character" w:default="1" w:styleId="DefaultParagraphFont">
     <w:name w:val="Default Paragraph Font"/>
     <w:uiPriority w:val="1"/>
-    <w:semiHidden/>
     <w:unhideWhenUsed/>
   </w:style>
   <w:style w:type="table" w:default="1" w:styleId="TableNormal">
@@ -1820,6 +3003,33 @@
   <w:style w:type="character" w:customStyle="1" w:styleId="FootnoteTextChar">
     <w:name w:val="Footnote Text Char"/>
     <w:link w:val="FootnoteText"/>
+    <w:uiPriority w:val="99"/>
+    <w:semiHidden/>
+    <w:unhideWhenUsed/>
+    <w:rPr>
+      <w:sz w:val="20"/>
+      <w:szCs w:val="20"/>
+    </w:rPr>
+  </w:style>
+  <w:style w:type="character" w:styleId="EndnoteReference">
+    <w:name w:val="endnote reference"/>
+    <w:uiPriority w:val="99"/>
+    <w:semiHidden/>
+    <w:unhideWhenUsed/>
+    <w:rPr>
+      <w:vertAlign w:val="superscript"/>
+    </w:rPr>
+  </w:style>
+  <w:style w:type="paragraph" w:styleId="EndnoteText">
+    <w:name w:val="endnote text"/>
+    <w:link w:val="EndnoteTextChar"/>
+    <w:uiPriority w:val="99"/>
+    <w:semiHidden/>
+    <w:unhideWhenUsed/>
+  </w:style>
+  <w:style w:type="character" w:customStyle="1" w:styleId="EndnoteTextChar">
+    <w:name w:val="Endnote Text Char"/>
+    <w:link w:val="EndnoteText"/>
     <w:uiPriority w:val="99"/>
     <w:semiHidden/>
     <w:unhideWhenUsed/>
